--- a/docs/engineering/google-ads-api-tool-design-document.docx
+++ b/docs/engineering/google-ads-api-tool-design-document.docx
@@ -5,48 +5,122 @@
     <w:p>
       <w:pPr>
         <w:pStyle w:val="Title"/>
+        <w:spacing w:after="80"/>
+        <w:jc w:val="left"/>
       </w:pPr>
       <w:r>
         <w:rPr>
-          <w:sz w:val="44"/>
+          <w:rFonts w:ascii="Arial" w:hAnsi="Arial"/>
+          <w:color w:val="1A1A1A"/>
+          <w:sz w:val="40"/>
         </w:rPr>
-        <w:t>Google Ads API — Tool design document</w:t>
+        <w:t>Google Ads API — Tool Design Document</w:t>
+      </w:r>
+    </w:p>
+    <w:p>
+      <w:pPr>
+        <w:spacing w:after="240"/>
+      </w:pPr>
+      <w:r>
+        <w:rPr>
+          <w:rFonts w:ascii="Arial" w:hAnsi="Arial"/>
+          <w:b/>
+          <w:i w:val="0"/>
+          <w:color w:val="666666"/>
+          <w:sz w:val="20"/>
+        </w:rPr>
+        <w:t xml:space="preserve">Product:  </w:t>
+      </w:r>
+      <w:r>
+        <w:rPr>
+          <w:rFonts w:ascii="Arial" w:hAnsi="Arial"/>
+          <w:b w:val="0"/>
+          <w:i w:val="0"/>
+          <w:color w:val="666666"/>
+          <w:sz w:val="20"/>
+        </w:rPr>
+        <w:t>Duct  ·  https://getduct.ai</w:t>
+        <w:br/>
+      </w:r>
+      <w:r>
+        <w:rPr>
+          <w:rFonts w:ascii="Arial" w:hAnsi="Arial"/>
+          <w:b/>
+          <w:i w:val="0"/>
+          <w:color w:val="666666"/>
+          <w:sz w:val="20"/>
+        </w:rPr>
+        <w:t xml:space="preserve">Version:  </w:t>
+      </w:r>
+      <w:r>
+        <w:rPr>
+          <w:rFonts w:ascii="Arial" w:hAnsi="Arial"/>
+          <w:b w:val="0"/>
+          <w:i w:val="0"/>
+          <w:color w:val="666666"/>
+          <w:sz w:val="20"/>
+        </w:rPr>
+        <w:t>1.0</w:t>
+        <w:br/>
+      </w:r>
+      <w:r>
+        <w:rPr>
+          <w:rFonts w:ascii="Arial" w:hAnsi="Arial"/>
+          <w:b/>
+          <w:i w:val="0"/>
+          <w:color w:val="666666"/>
+          <w:sz w:val="20"/>
+        </w:rPr>
+        <w:t xml:space="preserve">Updated:  </w:t>
+      </w:r>
+      <w:r>
+        <w:rPr>
+          <w:rFonts w:ascii="Arial" w:hAnsi="Arial"/>
+          <w:b w:val="0"/>
+          <w:i w:val="0"/>
+          <w:color w:val="666666"/>
+          <w:sz w:val="20"/>
+        </w:rPr>
+        <w:t>April 2026</w:t>
+        <w:br/>
+      </w:r>
+    </w:p>
+    <w:p>
+      <w:pPr>
+        <w:spacing w:before="80" w:after="80"/>
+        <w:pBdr>
+          <w:bottom w:val="single" w:sz="4" w:space="1" w:color="CCCCCC"/>
+        </w:pBdr>
+      </w:pPr>
+    </w:p>
+    <w:p>
+      <w:pPr>
+        <w:pStyle w:val="Heading1"/>
+      </w:pPr>
+      <w:r>
+        <w:t>1. Company Name</w:t>
       </w:r>
     </w:p>
     <w:p>
       <w:r>
         <w:rPr>
+          <w:rFonts w:ascii="Arial" w:hAnsi="Arial"/>
           <w:b/>
+          <w:i w:val="0"/>
+          <w:color w:val="333333"/>
+          <w:sz w:val="22"/>
         </w:rPr>
-        <w:t xml:space="preserve">Product: </w:t>
-      </w:r>
-      <w:r>
-        <w:t>Duct (https://getduct.ai)</w:t>
-        <w:br/>
+        <w:t>Duct</w:t>
       </w:r>
       <w:r>
         <w:rPr>
-          <w:b/>
+          <w:rFonts w:ascii="Arial" w:hAnsi="Arial"/>
+          <w:b w:val="0"/>
+          <w:i w:val="0"/>
+          <w:color w:val="333333"/>
+          <w:sz w:val="22"/>
         </w:rPr>
-        <w:t xml:space="preserve">Document version: </w:t>
-      </w:r>
-      <w:r>
-        <w:t>1.0</w:t>
-        <w:br/>
-      </w:r>
-      <w:r>
-        <w:rPr>
-          <w:b/>
-        </w:rPr>
-        <w:t xml:space="preserve">Last updated: </w:t>
-      </w:r>
-      <w:r>
-        <w:t>April 2026</w:t>
-        <w:br/>
-        <w:br/>
-      </w:r>
-      <w:r>
-        <w:t>This document follows the structure Google’s token application materials use as a reference. Submit as .doc or .docx per Google’s form. If your tool is externally accessible, include screenshots or mock-ups (see §7).</w:t>
+        <w:t xml:space="preserve">  (public site: https://getduct.ai)</w:t>
       </w:r>
     </w:p>
     <w:p>
@@ -54,43 +128,36 @@
         <w:pStyle w:val="Heading1"/>
       </w:pPr>
       <w:r>
-        <w:t>1. Company name</w:t>
-      </w:r>
-    </w:p>
-    <w:p>
-      <w:r>
-        <w:rPr>
-          <w:b/>
-        </w:rPr>
-        <w:t>Duct</w:t>
-      </w:r>
-      <w:r>
-        <w:t xml:space="preserve"> (public site: https://getduct.ai)</w:t>
+        <w:t>2. Business Model</w:t>
       </w:r>
     </w:p>
     <w:p>
       <w:pPr>
-        <w:pStyle w:val="IntenseQuote"/>
+        <w:spacing w:after="120"/>
       </w:pPr>
       <w:r>
-        <w:t>If your legal entity differs (e.g. “Alleviate Lab LLC”), add it here in parentheses.</w:t>
+        <w:rPr>
+          <w:rFonts w:ascii="Arial" w:hAnsi="Arial"/>
+          <w:b w:val="0"/>
+          <w:i w:val="0"/>
+          <w:color w:val="333333"/>
+          <w:sz w:val="22"/>
+        </w:rPr>
+        <w:t>Duct is a software product that helps advertisers understand Google Ads performance through structured reports and goal-oriented analysis (for example: efficiency, ROAS, scaling, or spend audits). The product is developed and operated by our company; we are not a traditional agency managing third-party ad accounts as the primary business, though end users (including marketers and agencies) may use Duct with their own Google Ads accounts where permitted.</w:t>
       </w:r>
     </w:p>
     <w:p>
       <w:pPr>
-        <w:pStyle w:val="Heading1"/>
+        <w:spacing w:after="120"/>
       </w:pPr>
       <w:r>
-        <w:t>2. Business model</w:t>
-      </w:r>
-    </w:p>
-    <w:p>
-      <w:r>
-        <w:t>Duct is a software product that helps advertisers understand Google Ads performance through structured reports and goal-oriented analysis (for example: efficiency, ROAS, scaling, or spend audits). The product is developed and operated by our company; we are not a traditional agency managing third-party ad accounts as the primary business, though end users (including marketers and agencies) may use Duct with their own Google Ads accounts where permitted.</w:t>
-      </w:r>
-    </w:p>
-    <w:p>
-      <w:r>
+        <w:rPr>
+          <w:rFonts w:ascii="Arial" w:hAnsi="Arial"/>
+          <w:b w:val="0"/>
+          <w:i w:val="0"/>
+          <w:color w:val="333333"/>
+          <w:sz w:val="22"/>
+        </w:rPr>
         <w:t>We use the Google Ads API only to read performance and account metadata that the authenticated user is authorized to access. We do not use the API to create Google Ads accounts, create or edit campaigns or ads, or to run Keyword Planner as a service.</w:t>
       </w:r>
     </w:p>
@@ -99,12 +166,12 @@
         <w:pStyle w:val="Heading1"/>
       </w:pPr>
       <w:r>
-        <w:t>3. Tool access / use</w:t>
+        <w:t>3. Tool Access / Use</w:t>
       </w:r>
     </w:p>
     <w:p>
       <w:pPr>
-        <w:pStyle w:val="Heading3"/>
+        <w:pStyle w:val="Heading2"/>
       </w:pPr>
       <w:r>
         <w:t>Who uses the tool</w:t>
@@ -116,9 +183,23 @@
       </w:pPr>
       <w:r>
         <w:rPr>
+          <w:rFonts w:ascii="Arial" w:hAnsi="Arial"/>
+          <w:b/>
+          <w:i w:val="0"/>
+          <w:color w:val="333333"/>
           <w:sz w:val="22"/>
         </w:rPr>
-        <w:t>Primary: Authenticated users (internal team during development; external customers as the product matures) who connect their Google Ads account via OAuth and run reports on demand.</w:t>
+        <w:t xml:space="preserve">Primary:  </w:t>
+      </w:r>
+      <w:r>
+        <w:rPr>
+          <w:rFonts w:ascii="Arial" w:hAnsi="Arial"/>
+          <w:b w:val="0"/>
+          <w:i w:val="0"/>
+          <w:color w:val="333333"/>
+          <w:sz w:val="22"/>
+        </w:rPr>
+        <w:t>Authenticated users (internal team during development; external customers as the product matures) who connect their Google Ads account via OAuth and run reports on demand.</w:t>
       </w:r>
     </w:p>
     <w:p>
@@ -127,14 +208,28 @@
       </w:pPr>
       <w:r>
         <w:rPr>
+          <w:rFonts w:ascii="Arial" w:hAnsi="Arial"/>
+          <w:b/>
+          <w:i w:val="0"/>
+          <w:color w:val="333333"/>
           <w:sz w:val="22"/>
         </w:rPr>
-        <w:t>Access model: Users initiate a report generation flow in the web app: they choose data sources (Google Ads), select account (when multiple are accessible), analysis goal, optional business context, and date range. The backend calls the Google Ads API with that user’s refresh token for that session/request and returns a JSON brief rendered in the UI. Users may save reports for local viewing in the app (e.g. browser storage for demos); production deployments may persist reports according to our data policy.</w:t>
+        <w:t xml:space="preserve">Access model:  </w:t>
+      </w:r>
+      <w:r>
+        <w:rPr>
+          <w:rFonts w:ascii="Arial" w:hAnsi="Arial"/>
+          <w:b w:val="0"/>
+          <w:i w:val="0"/>
+          <w:color w:val="333333"/>
+          <w:sz w:val="22"/>
+        </w:rPr>
+        <w:t>Users initiate a report generation flow in the web app: they choose data sources (Google Ads), select account (when multiple are accessible), analysis goal, optional business context, and date range. The backend calls the Google Ads API with that user’s refresh token for that session/request and returns a JSON brief rendered in the UI. Users may save reports for local viewing in the app (e.g. browser storage for demos); production deployments may persist reports according to our data policy.</w:t>
       </w:r>
     </w:p>
     <w:p>
       <w:pPr>
-        <w:pStyle w:val="Heading3"/>
+        <w:pStyle w:val="Heading2"/>
       </w:pPr>
       <w:r>
         <w:t>What we do not do (today)</w:t>
@@ -146,6 +241,10 @@
       </w:pPr>
       <w:r>
         <w:rPr>
+          <w:rFonts w:ascii="Arial" w:hAnsi="Arial"/>
+          <w:b w:val="0"/>
+          <w:i w:val="0"/>
+          <w:color w:val="333333"/>
           <w:sz w:val="22"/>
         </w:rPr>
         <w:t>We do not expose our Google Ads developer token to arbitrary third-party tools.</w:t>
@@ -157,9 +256,13 @@
       </w:pPr>
       <w:r>
         <w:rPr>
+          <w:rFonts w:ascii="Arial" w:hAnsi="Arial"/>
+          <w:b w:val="0"/>
+          <w:i w:val="0"/>
+          <w:color w:val="333333"/>
           <w:sz w:val="22"/>
         </w:rPr>
-        <w:t>We do not run a scheduled batch job (e.g. hourly) that mutates Google Ads entities for inventory or stock status. Duct’s current implementation is read-only toward Google Ads.</w:t>
+        <w:t>We do not run a scheduled batch job (e.g. hourly) that mutates Google Ads entities for inventory or stock status. Duct’s current implementation is read-only toward Google Ads.</w:t>
       </w:r>
     </w:p>
     <w:p>
@@ -168,6 +271,10 @@
       </w:pPr>
       <w:r>
         <w:rPr>
+          <w:rFonts w:ascii="Arial" w:hAnsi="Arial"/>
+          <w:b w:val="0"/>
+          <w:i w:val="0"/>
+          <w:color w:val="333333"/>
           <w:sz w:val="22"/>
         </w:rPr>
         <w:t>We do not grant agency partners direct login to our app unless they are normal product users; any sharing of exported insights (PDF/screenshot/email) is outside the API tool’s access boundary.</w:t>
@@ -175,23 +282,15 @@
     </w:p>
     <w:p>
       <w:pPr>
-        <w:pStyle w:val="IntenseQuote"/>
+        <w:pStyle w:val="Heading1"/>
       </w:pPr>
       <w:r>
-        <w:t>Adjust the “internal vs external” sentences above to match exactly what you selected on the application.</w:t>
+        <w:t>4. Tool Design</w:t>
       </w:r>
     </w:p>
     <w:p>
       <w:pPr>
-        <w:pStyle w:val="Heading1"/>
-      </w:pPr>
-      <w:r>
-        <w:t>4. Tool design</w:t>
-      </w:r>
-    </w:p>
-    <w:p>
-      <w:pPr>
-        <w:pStyle w:val="Heading3"/>
+        <w:pStyle w:val="Heading2"/>
       </w:pPr>
       <w:r>
         <w:t>Architecture (high level)</w:t>
@@ -203,9 +302,23 @@
       </w:pPr>
       <w:r>
         <w:rPr>
+          <w:rFonts w:ascii="Arial" w:hAnsi="Arial"/>
+          <w:b/>
+          <w:i w:val="0"/>
+          <w:color w:val="333333"/>
           <w:sz w:val="22"/>
         </w:rPr>
-        <w:t>Web client (Next.js) — Pages for connections (OAuth), generate report (wizard: sources → configuration → review → generate), and report viewing.</w:t>
+        <w:t xml:space="preserve">Web client (Next.js) — </w:t>
+      </w:r>
+      <w:r>
+        <w:rPr>
+          <w:rFonts w:ascii="Arial" w:hAnsi="Arial"/>
+          <w:b w:val="0"/>
+          <w:i w:val="0"/>
+          <w:color w:val="333333"/>
+          <w:sz w:val="22"/>
+        </w:rPr>
+        <w:t>Pages for connections (OAuth), generate report (wizard: sources → configuration → review → generate), and report viewing.</w:t>
       </w:r>
     </w:p>
     <w:p>
@@ -214,9 +327,23 @@
       </w:pPr>
       <w:r>
         <w:rPr>
+          <w:rFonts w:ascii="Arial" w:hAnsi="Arial"/>
+          <w:b/>
+          <w:i w:val="0"/>
+          <w:color w:val="333333"/>
           <w:sz w:val="22"/>
         </w:rPr>
-        <w:t>Application backend (FastAPI) — Serves REST APIs under /api/…, validates API key on protected routes, performs OAuth redirects for Google (browser flow), and orchestrates fetch → brief → optional LLM synthesis.</w:t>
+        <w:t xml:space="preserve">Application backend (FastAPI) — </w:t>
+      </w:r>
+      <w:r>
+        <w:rPr>
+          <w:rFonts w:ascii="Arial" w:hAnsi="Arial"/>
+          <w:b w:val="0"/>
+          <w:i w:val="0"/>
+          <w:color w:val="333333"/>
+          <w:sz w:val="22"/>
+        </w:rPr>
+        <w:t>Serves REST APIs under /api/…, validates API key on protected routes, performs OAuth redirects for Google (browser flow), and orchestrates fetch → brief → optional LLM synthesis.</w:t>
       </w:r>
     </w:p>
     <w:p>
@@ -225,14 +352,28 @@
       </w:pPr>
       <w:r>
         <w:rPr>
+          <w:rFonts w:ascii="Arial" w:hAnsi="Arial"/>
+          <w:b/>
+          <w:i w:val="0"/>
+          <w:color w:val="333333"/>
           <w:sz w:val="22"/>
         </w:rPr>
-        <w:t>Google Ads API — Read-only access using GoogleAdsClient with developer token, OAuth client id/secret, user refresh token, and optional login_customer_id (MCC) when listing or querying client accounts under a manager.</w:t>
+        <w:t xml:space="preserve">Google Ads API — </w:t>
+      </w:r>
+      <w:r>
+        <w:rPr>
+          <w:rFonts w:ascii="Arial" w:hAnsi="Arial"/>
+          <w:b w:val="0"/>
+          <w:i w:val="0"/>
+          <w:color w:val="333333"/>
+          <w:sz w:val="22"/>
+        </w:rPr>
+        <w:t>Read-only access using GoogleAdsClient with developer token, OAuth client id/secret, user refresh token, and optional login_customer_id (MCC) when listing or querying client accounts under a manager.</w:t>
       </w:r>
     </w:p>
     <w:p>
       <w:pPr>
-        <w:pStyle w:val="Heading3"/>
+        <w:pStyle w:val="Heading2"/>
       </w:pPr>
       <w:r>
         <w:t>Data flow</w:t>
@@ -244,6 +385,20 @@
       </w:pPr>
       <w:r>
         <w:rPr>
+          <w:rFonts w:ascii="Arial" w:hAnsi="Arial"/>
+          <w:b/>
+          <w:i w:val="0"/>
+          <w:color w:val="333333"/>
+          <w:sz w:val="22"/>
+        </w:rPr>
+        <w:t xml:space="preserve">OAuth:  </w:t>
+      </w:r>
+      <w:r>
+        <w:rPr>
+          <w:rFonts w:ascii="Arial" w:hAnsi="Arial"/>
+          <w:b w:val="0"/>
+          <w:i w:val="0"/>
+          <w:color w:val="333333"/>
           <w:sz w:val="22"/>
         </w:rPr>
         <w:t>User completes Google OAuth (scope: https://www.googleapis.com/auth/adwords). Refresh token is stored in the browser for the demo-style flow (sessionStorage) and sent to our backend only when requesting account list or generation; production should move to server-side token storage tied to user identity.</w:t>
@@ -255,9 +410,23 @@
       </w:pPr>
       <w:r>
         <w:rPr>
+          <w:rFonts w:ascii="Arial" w:hAnsi="Arial"/>
+          <w:b/>
+          <w:i w:val="0"/>
+          <w:color w:val="333333"/>
           <w:sz w:val="22"/>
         </w:rPr>
-        <w:t>Account listing: Backend calls CustomerService.list_accessible_customers, then GoogleAdsService.search_stream with a small customer query to attach names and currency.</w:t>
+        <w:t xml:space="preserve">Account listing:  </w:t>
+      </w:r>
+      <w:r>
+        <w:rPr>
+          <w:rFonts w:ascii="Arial" w:hAnsi="Arial"/>
+          <w:b w:val="0"/>
+          <w:i w:val="0"/>
+          <w:color w:val="333333"/>
+          <w:sz w:val="22"/>
+        </w:rPr>
+        <w:t>Backend calls CustomerService.list_accessible_customers, then GoogleAdsService.search_stream with a small customer query to attach names and currency.</w:t>
       </w:r>
     </w:p>
     <w:p>
@@ -266,9 +435,23 @@
       </w:pPr>
       <w:r>
         <w:rPr>
+          <w:rFonts w:ascii="Arial" w:hAnsi="Arial"/>
+          <w:b/>
+          <w:i w:val="0"/>
+          <w:color w:val="333333"/>
           <w:sz w:val="22"/>
         </w:rPr>
-        <w:t>Reporting: Backend runs GAQL via GoogleAdsService.search_stream over user-selected date ranges. Campaign-level metrics are always fetched; additional slices (search terms, device, geography, ad group) are invoked when the analysis agent selects those tools for the user’s goal.</w:t>
+        <w:t xml:space="preserve">Reporting:  </w:t>
+      </w:r>
+      <w:r>
+        <w:rPr>
+          <w:rFonts w:ascii="Arial" w:hAnsi="Arial"/>
+          <w:b w:val="0"/>
+          <w:i w:val="0"/>
+          <w:color w:val="333333"/>
+          <w:sz w:val="22"/>
+        </w:rPr>
+        <w:t>Backend runs GAQL via GoogleAdsService.search_stream over user-selected date ranges. Campaign-level metrics are always fetched; additional slices (search terms, device, geography, ad group) are invoked when the analysis agent selects those tools for the user’s goal.</w:t>
       </w:r>
     </w:p>
     <w:p>
@@ -277,14 +460,28 @@
       </w:pPr>
       <w:r>
         <w:rPr>
+          <w:rFonts w:ascii="Arial" w:hAnsi="Arial"/>
+          <w:b/>
+          <w:i w:val="0"/>
+          <w:color w:val="333333"/>
           <w:sz w:val="22"/>
         </w:rPr>
-        <w:t>Brief + synthesis: Raw aggregates are turned into a typed brief (deterministic structure). An LLM may add narrative synthesis; no LLM output is written back to Google Ads.</w:t>
+        <w:t xml:space="preserve">Brief + synthesis:  </w:t>
+      </w:r>
+      <w:r>
+        <w:rPr>
+          <w:rFonts w:ascii="Arial" w:hAnsi="Arial"/>
+          <w:b w:val="0"/>
+          <w:i w:val="0"/>
+          <w:color w:val="333333"/>
+          <w:sz w:val="22"/>
+        </w:rPr>
+        <w:t>Raw aggregates are turned into a typed brief (deterministic structure). An LLM may add narrative synthesis; no LLM output is written back to Google Ads.</w:t>
       </w:r>
     </w:p>
     <w:p>
       <w:pPr>
-        <w:pStyle w:val="Heading3"/>
+        <w:pStyle w:val="Heading2"/>
       </w:pPr>
       <w:r>
         <w:t>User interface</w:t>
@@ -296,6 +493,10 @@
       </w:pPr>
       <w:r>
         <w:rPr>
+          <w:rFonts w:ascii="Arial" w:hAnsi="Arial"/>
+          <w:b w:val="0"/>
+          <w:i w:val="0"/>
+          <w:color w:val="333333"/>
           <w:sz w:val="22"/>
         </w:rPr>
         <w:t>Reporting is interactive in the browser (scrollable report, optional synthesis sections).</w:t>
@@ -307,26 +508,41 @@
       </w:pPr>
       <w:r>
         <w:rPr>
+          <w:rFonts w:ascii="Arial" w:hAnsi="Arial"/>
+          <w:b w:val="0"/>
+          <w:i w:val="0"/>
+          <w:color w:val="333333"/>
           <w:sz w:val="22"/>
         </w:rPr>
-        <w:t>PDF export is not required for API compliance; current MVP focuses on on-screen report and local save.</w:t>
+        <w:t>PDF export is not currently implemented; MVP focuses on on-screen report and local save.</w:t>
       </w:r>
     </w:p>
     <w:p>
       <w:pPr>
-        <w:pStyle w:val="Heading3"/>
+        <w:pStyle w:val="Heading2"/>
       </w:pPr>
       <w:r>
-        <w:t>Data flow (conceptual diagram — text)</w:t>
+        <w:t>Data flow diagram</w:t>
       </w:r>
     </w:p>
     <w:p>
+      <w:pPr>
+        <w:spacing w:before="120" w:after="120"/>
+        <w:jc w:val="center"/>
+      </w:pPr>
       <w:r>
-        <w:t>Browser (Next.js UI) → HTTPS + API key → FastAPI /api → Google Ads API (read-only).</w:t>
+        <w:rPr>
+          <w:rFonts w:ascii="Courier New" w:hAnsi="Courier New"/>
+          <w:b w:val="0"/>
+          <w:i w:val="0"/>
+          <w:color w:val="444444"/>
+          <w:sz w:val="18"/>
+        </w:rPr>
+        <w:t>Browser (Next.js)  →  HTTPS + API key  →  FastAPI /api  →  Google Ads API (read-only)</w:t>
         <w:br/>
-        <w:t>Browser → OAuth 2.0 redirect → Google.</w:t>
+        <w:t>Browser  →  OAuth 2.0 redirect  →  Google</w:t>
         <w:br/>
-        <w:t>FastAPI → Brief builder → optional goal-driven tools → Google Ads API.</w:t>
+        <w:t>FastAPI  →  Brief builder  →  Goal-driven tools (optional)  →  Google Ads API</w:t>
       </w:r>
     </w:p>
     <w:p>
@@ -334,42 +550,71 @@
         <w:pStyle w:val="Heading1"/>
       </w:pPr>
       <w:r>
-        <w:t>5. API services called (read-only)</w:t>
+        <w:t>5. API Services Called (Read-Only)</w:t>
       </w:r>
     </w:p>
     <w:p>
+      <w:pPr>
+        <w:spacing w:after="200"/>
+      </w:pPr>
       <w:r>
-        <w:t>All access is read via GoogleAdsService.search_stream (GAQL) and CustomerService.list_accessible_customers. We do not call mutate services (no CampaignService.mutate, AdGroupAdService, KeywordPlanIdeaService, etc.).</w:t>
+        <w:rPr>
+          <w:rFonts w:ascii="Arial" w:hAnsi="Arial"/>
+          <w:b w:val="0"/>
+          <w:i w:val="0"/>
+          <w:color w:val="333333"/>
+          <w:sz w:val="22"/>
+        </w:rPr>
+        <w:t>All access is read-only via GoogleAdsService.search_stream (GAQL) and CustomerService.list_accessible_customers. We do not call mutate services (no CampaignService.mutate, AdGroupAdService, KeywordPlanIdeaService, etc.).</w:t>
       </w:r>
     </w:p>
     <w:tbl>
       <w:tblPr>
         <w:tblStyle w:val="TableGrid"/>
         <w:tblW w:type="auto" w:w="0"/>
+        <w:jc w:val="center"/>
         <w:tblLook w:firstColumn="1" w:firstRow="1" w:lastColumn="0" w:lastRow="0" w:noHBand="0" w:noVBand="1" w:val="04A0"/>
       </w:tblPr>
       <w:tblGrid>
-        <w:gridCol w:w="4320"/>
-        <w:gridCol w:w="4320"/>
+        <w:gridCol w:w="4680"/>
+        <w:gridCol w:w="4680"/>
       </w:tblGrid>
       <w:tr>
         <w:tc>
           <w:tcPr>
-            <w:tcW w:type="dxa" w:w="4320"/>
+            <w:tcW w:type="dxa" w:w="2880"/>
+            <w:shd w:fill="1a73e8"/>
           </w:tcPr>
           <w:p>
+            <w:r/>
             <w:r>
+              <w:rPr>
+                <w:rFonts w:ascii="Arial" w:hAnsi="Arial"/>
+                <w:b/>
+                <w:i w:val="0"/>
+                <w:color w:val="FFFFFF"/>
+                <w:sz w:val="20"/>
+              </w:rPr>
               <w:t>Purpose</w:t>
             </w:r>
           </w:p>
         </w:tc>
         <w:tc>
           <w:tcPr>
-            <w:tcW w:type="dxa" w:w="4320"/>
+            <w:tcW w:type="dxa" w:w="6480"/>
+            <w:shd w:fill="1a73e8"/>
           </w:tcPr>
           <w:p>
+            <w:r/>
             <w:r>
-              <w:t>Google Ads API usage</w:t>
+              <w:rPr>
+                <w:rFonts w:ascii="Arial" w:hAnsi="Arial"/>
+                <w:b/>
+                <w:i w:val="0"/>
+                <w:color w:val="FFFFFF"/>
+                <w:sz w:val="20"/>
+              </w:rPr>
+              <w:t>Google Ads API Usage</w:t>
             </w:r>
           </w:p>
         </w:tc>
@@ -377,20 +622,38 @@
       <w:tr>
         <w:tc>
           <w:tcPr>
-            <w:tcW w:type="dxa" w:w="4320"/>
+            <w:tcW w:type="dxa" w:w="2880"/>
+            <w:shd w:fill="f8f9fa"/>
           </w:tcPr>
           <w:p>
+            <w:r/>
             <w:r>
-              <w:t>List accounts user can access</w:t>
+              <w:rPr>
+                <w:rFonts w:ascii="Arial" w:hAnsi="Arial"/>
+                <w:b w:val="0"/>
+                <w:i w:val="0"/>
+                <w:color w:val="333333"/>
+                <w:sz w:val="20"/>
+              </w:rPr>
+              <w:t>List accessible accounts</w:t>
             </w:r>
           </w:p>
         </w:tc>
         <w:tc>
           <w:tcPr>
-            <w:tcW w:type="dxa" w:w="4320"/>
+            <w:tcW w:type="dxa" w:w="6480"/>
+            <w:shd w:fill="f8f9fa"/>
           </w:tcPr>
           <w:p>
+            <w:r/>
             <w:r>
+              <w:rPr>
+                <w:rFonts w:ascii="Arial" w:hAnsi="Arial"/>
+                <w:b w:val="0"/>
+                <w:i w:val="0"/>
+                <w:color w:val="333333"/>
+                <w:sz w:val="20"/>
+              </w:rPr>
               <w:t>CustomerService.list_accessible_customers; then GoogleAdsService.search_stream on customer (id, name, currency, time zone, manager flag).</w:t>
             </w:r>
           </w:p>
@@ -399,20 +662,38 @@
       <w:tr>
         <w:tc>
           <w:tcPr>
-            <w:tcW w:type="dxa" w:w="4320"/>
+            <w:tcW w:type="dxa" w:w="2880"/>
+            <w:shd w:fill="ffffff"/>
           </w:tcPr>
           <w:p>
+            <w:r/>
             <w:r>
+              <w:rPr>
+                <w:rFonts w:ascii="Arial" w:hAnsi="Arial"/>
+                <w:b w:val="0"/>
+                <w:i w:val="0"/>
+                <w:color w:val="333333"/>
+                <w:sz w:val="20"/>
+              </w:rPr>
               <w:t>Campaign performance</w:t>
             </w:r>
           </w:p>
         </w:tc>
         <w:tc>
           <w:tcPr>
-            <w:tcW w:type="dxa" w:w="4320"/>
+            <w:tcW w:type="dxa" w:w="6480"/>
+            <w:shd w:fill="ffffff"/>
           </w:tcPr>
           <w:p>
+            <w:r/>
             <w:r>
+              <w:rPr>
+                <w:rFonts w:ascii="Arial" w:hAnsi="Arial"/>
+                <w:b w:val="0"/>
+                <w:i w:val="0"/>
+                <w:color w:val="333333"/>
+                <w:sz w:val="20"/>
+              </w:rPr>
               <w:t>GoogleAdsService.search_stream — GAQL FROM campaign with segments.date, metrics (clicks, impressions, cost, conversions, conversion value), campaign.advertising_channel_type. Excludes REMOVED campaigns.</w:t>
             </w:r>
           </w:p>
@@ -421,20 +702,38 @@
       <w:tr>
         <w:tc>
           <w:tcPr>
-            <w:tcW w:type="dxa" w:w="4320"/>
+            <w:tcW w:type="dxa" w:w="2880"/>
+            <w:shd w:fill="f8f9fa"/>
           </w:tcPr>
           <w:p>
+            <w:r/>
             <w:r>
-              <w:t>Search terms (top by spend, capped)</w:t>
+              <w:rPr>
+                <w:rFonts w:ascii="Arial" w:hAnsi="Arial"/>
+                <w:b w:val="0"/>
+                <w:i w:val="0"/>
+                <w:color w:val="333333"/>
+                <w:sz w:val="20"/>
+              </w:rPr>
+              <w:t>Search terms (top by spend)</w:t>
             </w:r>
           </w:p>
         </w:tc>
         <w:tc>
           <w:tcPr>
-            <w:tcW w:type="dxa" w:w="4320"/>
+            <w:tcW w:type="dxa" w:w="6480"/>
+            <w:shd w:fill="f8f9fa"/>
           </w:tcPr>
           <w:p>
+            <w:r/>
             <w:r>
+              <w:rPr>
+                <w:rFonts w:ascii="Arial" w:hAnsi="Arial"/>
+                <w:b w:val="0"/>
+                <w:i w:val="0"/>
+                <w:color w:val="333333"/>
+                <w:sz w:val="20"/>
+              </w:rPr>
               <w:t>GoogleAdsService.search_stream — FROM search_term_view.</w:t>
             </w:r>
           </w:p>
@@ -443,20 +742,38 @@
       <w:tr>
         <w:tc>
           <w:tcPr>
-            <w:tcW w:type="dxa" w:w="4320"/>
+            <w:tcW w:type="dxa" w:w="2880"/>
+            <w:shd w:fill="ffffff"/>
           </w:tcPr>
           <w:p>
+            <w:r/>
             <w:r>
+              <w:rPr>
+                <w:rFonts w:ascii="Arial" w:hAnsi="Arial"/>
+                <w:b w:val="0"/>
+                <w:i w:val="0"/>
+                <w:color w:val="333333"/>
+                <w:sz w:val="20"/>
+              </w:rPr>
               <w:t>Device segmentation</w:t>
             </w:r>
           </w:p>
         </w:tc>
         <w:tc>
           <w:tcPr>
-            <w:tcW w:type="dxa" w:w="4320"/>
+            <w:tcW w:type="dxa" w:w="6480"/>
+            <w:shd w:fill="ffffff"/>
           </w:tcPr>
           <w:p>
+            <w:r/>
             <w:r>
+              <w:rPr>
+                <w:rFonts w:ascii="Arial" w:hAnsi="Arial"/>
+                <w:b w:val="0"/>
+                <w:i w:val="0"/>
+                <w:color w:val="333333"/>
+                <w:sz w:val="20"/>
+              </w:rPr>
               <w:t>GoogleAdsService.search_stream — FROM campaign with segments.device.</w:t>
             </w:r>
           </w:p>
@@ -465,20 +782,38 @@
       <w:tr>
         <w:tc>
           <w:tcPr>
-            <w:tcW w:type="dxa" w:w="4320"/>
+            <w:tcW w:type="dxa" w:w="2880"/>
+            <w:shd w:fill="f8f9fa"/>
           </w:tcPr>
           <w:p>
+            <w:r/>
             <w:r>
+              <w:rPr>
+                <w:rFonts w:ascii="Arial" w:hAnsi="Arial"/>
+                <w:b w:val="0"/>
+                <w:i w:val="0"/>
+                <w:color w:val="333333"/>
+                <w:sz w:val="20"/>
+              </w:rPr>
               <w:t>Geography</w:t>
             </w:r>
           </w:p>
         </w:tc>
         <w:tc>
           <w:tcPr>
-            <w:tcW w:type="dxa" w:w="4320"/>
+            <w:tcW w:type="dxa" w:w="6480"/>
+            <w:shd w:fill="f8f9fa"/>
           </w:tcPr>
           <w:p>
+            <w:r/>
             <w:r>
+              <w:rPr>
+                <w:rFonts w:ascii="Arial" w:hAnsi="Arial"/>
+                <w:b w:val="0"/>
+                <w:i w:val="0"/>
+                <w:color w:val="333333"/>
+                <w:sz w:val="20"/>
+              </w:rPr>
               <w:t>GoogleAdsService.search_stream — FROM geographic_view.</w:t>
             </w:r>
           </w:p>
@@ -487,20 +822,38 @@
       <w:tr>
         <w:tc>
           <w:tcPr>
-            <w:tcW w:type="dxa" w:w="4320"/>
+            <w:tcW w:type="dxa" w:w="2880"/>
+            <w:shd w:fill="ffffff"/>
           </w:tcPr>
           <w:p>
+            <w:r/>
             <w:r>
+              <w:rPr>
+                <w:rFonts w:ascii="Arial" w:hAnsi="Arial"/>
+                <w:b w:val="0"/>
+                <w:i w:val="0"/>
+                <w:color w:val="333333"/>
+                <w:sz w:val="20"/>
+              </w:rPr>
               <w:t>Ad group rollups</w:t>
             </w:r>
           </w:p>
         </w:tc>
         <w:tc>
           <w:tcPr>
-            <w:tcW w:type="dxa" w:w="4320"/>
+            <w:tcW w:type="dxa" w:w="6480"/>
+            <w:shd w:fill="ffffff"/>
           </w:tcPr>
           <w:p>
+            <w:r/>
             <w:r>
+              <w:rPr>
+                <w:rFonts w:ascii="Arial" w:hAnsi="Arial"/>
+                <w:b w:val="0"/>
+                <w:i w:val="0"/>
+                <w:color w:val="333333"/>
+                <w:sz w:val="20"/>
+              </w:rPr>
               <w:t>GoogleAdsService.search_stream — FROM ad_group.</w:t>
             </w:r>
           </w:p>
@@ -510,7 +863,24 @@
     <w:p/>
     <w:p>
       <w:r>
-        <w:t>Campaign types: We do not filter by channel in code; any non-removed campaign returned by reporting is in scope (Search, Performance Max, Display, Shopping, Video, etc., per Google’s classification).</w:t>
+        <w:rPr>
+          <w:rFonts w:ascii="Arial" w:hAnsi="Arial"/>
+          <w:b/>
+          <w:i w:val="0"/>
+          <w:color w:val="333333"/>
+          <w:sz w:val="22"/>
+        </w:rPr>
+        <w:t xml:space="preserve">Campaign types:  </w:t>
+      </w:r>
+      <w:r>
+        <w:rPr>
+          <w:rFonts w:ascii="Arial" w:hAnsi="Arial"/>
+          <w:b w:val="0"/>
+          <w:i w:val="0"/>
+          <w:color w:val="333333"/>
+          <w:sz w:val="22"/>
+        </w:rPr>
+        <w:t>We do not filter by channel in code; any non-removed campaign returned by reporting is in scope (Search, Performance Max, Display, Shopping, Video, etc., per Google’s classification).</w:t>
       </w:r>
     </w:p>
     <w:p>
@@ -518,7 +888,7 @@
         <w:pStyle w:val="Heading1"/>
       </w:pPr>
       <w:r>
-        <w:t>6. Security and compliance (summary)</w:t>
+        <w:t>6. Security and Compliance</w:t>
       </w:r>
     </w:p>
     <w:p>
@@ -527,9 +897,23 @@
       </w:pPr>
       <w:r>
         <w:rPr>
+          <w:rFonts w:ascii="Arial" w:hAnsi="Arial"/>
+          <w:b/>
+          <w:i w:val="0"/>
+          <w:color w:val="333333"/>
           <w:sz w:val="22"/>
         </w:rPr>
-        <w:t>Transport: HTTPS between client and backend.</w:t>
+        <w:t xml:space="preserve">Transport:  </w:t>
+      </w:r>
+      <w:r>
+        <w:rPr>
+          <w:rFonts w:ascii="Arial" w:hAnsi="Arial"/>
+          <w:b w:val="0"/>
+          <w:i w:val="0"/>
+          <w:color w:val="333333"/>
+          <w:sz w:val="22"/>
+        </w:rPr>
+        <w:t>HTTPS between client and backend.</w:t>
       </w:r>
     </w:p>
     <w:p>
@@ -538,9 +922,23 @@
       </w:pPr>
       <w:r>
         <w:rPr>
+          <w:rFonts w:ascii="Arial" w:hAnsi="Arial"/>
+          <w:b/>
+          <w:i w:val="0"/>
+          <w:color w:val="333333"/>
           <w:sz w:val="22"/>
         </w:rPr>
-        <w:t>Authentication to our API: X-API-Key on /api/... routes (except health and OAuth redirect endpoints as configured).</w:t>
+        <w:t xml:space="preserve">Authentication:  </w:t>
+      </w:r>
+      <w:r>
+        <w:rPr>
+          <w:rFonts w:ascii="Arial" w:hAnsi="Arial"/>
+          <w:b w:val="0"/>
+          <w:i w:val="0"/>
+          <w:color w:val="333333"/>
+          <w:sz w:val="22"/>
+        </w:rPr>
+        <w:t>X-API-Key on /api/… routes (except health and OAuth redirect endpoints).</w:t>
       </w:r>
     </w:p>
     <w:p>
@@ -549,9 +947,23 @@
       </w:pPr>
       <w:r>
         <w:rPr>
+          <w:rFonts w:ascii="Arial" w:hAnsi="Arial"/>
+          <w:b/>
+          <w:i w:val="0"/>
+          <w:color w:val="333333"/>
           <w:sz w:val="22"/>
         </w:rPr>
-        <w:t>Secrets: Developer token, OAuth client secret, and LLM keys are environment variables on the server, not committed to source control.</w:t>
+        <w:t xml:space="preserve">Secrets:  </w:t>
+      </w:r>
+      <w:r>
+        <w:rPr>
+          <w:rFonts w:ascii="Arial" w:hAnsi="Arial"/>
+          <w:b w:val="0"/>
+          <w:i w:val="0"/>
+          <w:color w:val="333333"/>
+          <w:sz w:val="22"/>
+        </w:rPr>
+        <w:t>Developer token, OAuth client secret, and LLM keys are environment variables on the server, not committed to source control.</w:t>
       </w:r>
     </w:p>
     <w:p>
@@ -560,9 +972,23 @@
       </w:pPr>
       <w:r>
         <w:rPr>
+          <w:rFonts w:ascii="Arial" w:hAnsi="Arial"/>
+          <w:b/>
+          <w:i w:val="0"/>
+          <w:color w:val="333333"/>
           <w:sz w:val="22"/>
         </w:rPr>
-        <w:t>Logging: We avoid logging full OAuth refresh tokens; operational logs may record customer id and errors for support.</w:t>
+        <w:t xml:space="preserve">Logging:  </w:t>
+      </w:r>
+      <w:r>
+        <w:rPr>
+          <w:rFonts w:ascii="Arial" w:hAnsi="Arial"/>
+          <w:b w:val="0"/>
+          <w:i w:val="0"/>
+          <w:color w:val="333333"/>
+          <w:sz w:val="22"/>
+        </w:rPr>
+        <w:t>We avoid logging full OAuth refresh tokens; operational logs may record customer id and errors for support.</w:t>
       </w:r>
     </w:p>
     <w:p>
@@ -571,9 +997,23 @@
       </w:pPr>
       <w:r>
         <w:rPr>
+          <w:rFonts w:ascii="Arial" w:hAnsi="Arial"/>
+          <w:b/>
+          <w:i w:val="0"/>
+          <w:color w:val="333333"/>
           <w:sz w:val="22"/>
         </w:rPr>
-        <w:t>Token handling: Align deployed behavior with Google’s OAuth and Ads API policies; prefer server-stored refresh tokens per end-user account for production.</w:t>
+        <w:t xml:space="preserve">Token handling:  </w:t>
+      </w:r>
+      <w:r>
+        <w:rPr>
+          <w:rFonts w:ascii="Arial" w:hAnsi="Arial"/>
+          <w:b w:val="0"/>
+          <w:i w:val="0"/>
+          <w:color w:val="333333"/>
+          <w:sz w:val="22"/>
+        </w:rPr>
+        <w:t>Aligned with Google’s OAuth and Ads API policies; prefer server-stored refresh tokens per end-user account for production.</w:t>
       </w:r>
     </w:p>
     <w:p>
@@ -581,12 +1021,22 @@
         <w:pStyle w:val="Heading1"/>
       </w:pPr>
       <w:r>
-        <w:t>7. Tool mockups / screenshots</w:t>
+        <w:t>7. Tool Mockups / Screenshots</w:t>
       </w:r>
     </w:p>
     <w:p>
+      <w:pPr>
+        <w:spacing w:after="200"/>
+      </w:pPr>
       <w:r>
-        <w:t>Required for externally accessible tools: embed 3–6 screenshots or mock-ups. Below is a prototype of the primary reporting UI; add live captures of the connection and generate flows when you want a fuller set.</w:t>
+        <w:rPr>
+          <w:rFonts w:ascii="Arial" w:hAnsi="Arial"/>
+          <w:b w:val="0"/>
+          <w:i w:val="0"/>
+          <w:color w:val="333333"/>
+          <w:sz w:val="22"/>
+        </w:rPr>
+        <w:t>Required for externally accessible tools: embed 3–6 screenshots or mock-ups. Below is a prototype of the primary reporting UI; additional captures of the connection and generate flows can be added for a fuller set.</w:t>
       </w:r>
     </w:p>
     <w:p>
@@ -594,19 +1044,32 @@
         <w:pStyle w:val="Heading2"/>
       </w:pPr>
       <w:r>
-        <w:t>7.1 Prototype — Paid Ads Performance Report (demo)</w:t>
+        <w:t>7.1  Prototype — Paid Ads Performance Report</w:t>
       </w:r>
     </w:p>
     <w:p>
+      <w:pPr>
+        <w:spacing w:after="160"/>
+      </w:pPr>
       <w:r>
+        <w:rPr>
+          <w:rFonts w:ascii="Arial" w:hAnsi="Arial"/>
+          <w:b w:val="0"/>
+          <w:i w:val="0"/>
+          <w:color w:val="333333"/>
+          <w:sz w:val="22"/>
+        </w:rPr>
         <w:t>This mock-up shows how users view Google Ads performance in the product: date window, headline ROAS with week-over-week context, 7-day spend sparkline, ROAS by campaign bars (Search vs Display), CAC / Spend / Conversions cards with target and period comparisons, and a signals area for notable issues.</w:t>
       </w:r>
     </w:p>
     <w:p>
+      <w:pPr>
+        <w:jc w:val="center"/>
+      </w:pPr>
       <w:r>
         <w:drawing>
           <wp:inline xmlns:a="http://schemas.openxmlformats.org/drawingml/2006/main" xmlns:pic="http://schemas.openxmlformats.org/drawingml/2006/picture">
-            <wp:extent cx="5669280" cy="5021520"/>
+            <wp:extent cx="5486400" cy="4859536"/>
             <wp:docPr id="1" name="Picture 1"/>
             <wp:cNvGraphicFramePr>
               <a:graphicFrameLocks noChangeAspect="1"/>
@@ -627,7 +1090,7 @@
                   <pic:spPr>
                     <a:xfrm>
                       <a:off x="0" y="0"/>
-                      <a:ext cx="5669280" cy="5021520"/>
+                      <a:ext cx="5486400" cy="4859536"/>
                     </a:xfrm>
                     <a:prstGeom prst="rect"/>
                   </pic:spPr>
@@ -640,10 +1103,18 @@
     </w:p>
     <w:p>
       <w:pPr>
-        <w:pStyle w:val="Caption"/>
+        <w:spacing w:before="80" w:after="240"/>
+        <w:jc w:val="center"/>
       </w:pPr>
       <w:r>
-        <w:t>Figure: Prototype report surface. Production UI is data-driven from API-backed briefs; layout and metrics match this experience.</w:t>
+        <w:rPr>
+          <w:rFonts w:ascii="Arial" w:hAnsi="Arial"/>
+          <w:b w:val="0"/>
+          <w:i/>
+          <w:color w:val="666666"/>
+          <w:sz w:val="18"/>
+        </w:rPr>
+        <w:t>Figure 1: Prototype report surface. Production UI is data-driven from API-backed briefs.</w:t>
       </w:r>
     </w:p>
     <w:p>
@@ -651,48 +1122,76 @@
         <w:pStyle w:val="Heading2"/>
       </w:pPr>
       <w:r>
-        <w:t>7.2 Additional captures (optional)</w:t>
+        <w:t>7.2  Additional Captures (recommended for submission)</w:t>
       </w:r>
     </w:p>
     <w:tbl>
       <w:tblPr>
         <w:tblStyle w:val="TableGrid"/>
         <w:tblW w:type="auto" w:w="0"/>
+        <w:jc w:val="center"/>
         <w:tblLook w:firstColumn="1" w:firstRow="1" w:lastColumn="0" w:lastRow="0" w:noHBand="0" w:noVBand="1" w:val="04A0"/>
       </w:tblPr>
       <w:tblGrid>
-        <w:gridCol w:w="2880"/>
-        <w:gridCol w:w="2880"/>
-        <w:gridCol w:w="2880"/>
+        <w:gridCol w:w="3120"/>
+        <w:gridCol w:w="3120"/>
+        <w:gridCol w:w="3120"/>
       </w:tblGrid>
       <w:tr>
         <w:tc>
           <w:tcPr>
-            <w:tcW w:type="dxa" w:w="2880"/>
+            <w:tcW w:type="dxa" w:w="576"/>
+            <w:shd w:fill="1a73e8"/>
           </w:tcPr>
           <w:p>
+            <w:r/>
             <w:r>
+              <w:rPr>
+                <w:rFonts w:ascii="Arial" w:hAnsi="Arial"/>
+                <w:b/>
+                <w:i w:val="0"/>
+                <w:color w:val="FFFFFF"/>
+                <w:sz w:val="20"/>
+              </w:rPr>
               <w:t>#</w:t>
             </w:r>
           </w:p>
         </w:tc>
         <w:tc>
           <w:tcPr>
-            <w:tcW w:type="dxa" w:w="2880"/>
+            <w:tcW w:type="dxa" w:w="4032"/>
+            <w:shd w:fill="1a73e8"/>
           </w:tcPr>
           <w:p>
+            <w:r/>
             <w:r>
+              <w:rPr>
+                <w:rFonts w:ascii="Arial" w:hAnsi="Arial"/>
+                <w:b/>
+                <w:i w:val="0"/>
+                <w:color w:val="FFFFFF"/>
+                <w:sz w:val="20"/>
+              </w:rPr>
               <w:t>Screen</w:t>
             </w:r>
           </w:p>
         </w:tc>
         <w:tc>
           <w:tcPr>
-            <w:tcW w:type="dxa" w:w="2880"/>
+            <w:tcW w:type="dxa" w:w="4032"/>
+            <w:shd w:fill="1a73e8"/>
           </w:tcPr>
           <w:p>
+            <w:r/>
             <w:r>
-              <w:t>Route / area</w:t>
+              <w:rPr>
+                <w:rFonts w:ascii="Arial" w:hAnsi="Arial"/>
+                <w:b/>
+                <w:i w:val="0"/>
+                <w:color w:val="FFFFFF"/>
+                <w:sz w:val="20"/>
+              </w:rPr>
+              <w:t>Route / Area</w:t>
             </w:r>
           </w:p>
         </w:tc>
@@ -700,30 +1199,57 @@
       <w:tr>
         <w:tc>
           <w:tcPr>
-            <w:tcW w:type="dxa" w:w="2880"/>
+            <w:tcW w:type="dxa" w:w="576"/>
+            <w:shd w:fill="f8f9fa"/>
           </w:tcPr>
           <w:p>
+            <w:r/>
             <w:r>
+              <w:rPr>
+                <w:rFonts w:ascii="Arial" w:hAnsi="Arial"/>
+                <w:b w:val="0"/>
+                <w:i w:val="0"/>
+                <w:color w:val="333333"/>
+                <w:sz w:val="20"/>
+              </w:rPr>
               <w:t>1</w:t>
             </w:r>
           </w:p>
         </w:tc>
         <w:tc>
           <w:tcPr>
-            <w:tcW w:type="dxa" w:w="2880"/>
+            <w:tcW w:type="dxa" w:w="4032"/>
+            <w:shd w:fill="f8f9fa"/>
           </w:tcPr>
           <w:p>
+            <w:r/>
             <w:r>
+              <w:rPr>
+                <w:rFonts w:ascii="Arial" w:hAnsi="Arial"/>
+                <w:b w:val="0"/>
+                <w:i w:val="0"/>
+                <w:color w:val="333333"/>
+                <w:sz w:val="20"/>
+              </w:rPr>
               <w:t>Connections — Google Ads connect / status</w:t>
             </w:r>
           </w:p>
         </w:tc>
         <w:tc>
           <w:tcPr>
-            <w:tcW w:type="dxa" w:w="2880"/>
+            <w:tcW w:type="dxa" w:w="4032"/>
+            <w:shd w:fill="f8f9fa"/>
           </w:tcPr>
           <w:p>
+            <w:r/>
             <w:r>
+              <w:rPr>
+                <w:rFonts w:ascii="Arial" w:hAnsi="Arial"/>
+                <w:b w:val="0"/>
+                <w:i w:val="0"/>
+                <w:color w:val="333333"/>
+                <w:sz w:val="20"/>
+              </w:rPr>
               <w:t>/connections</w:t>
             </w:r>
           </w:p>
@@ -732,30 +1258,57 @@
       <w:tr>
         <w:tc>
           <w:tcPr>
-            <w:tcW w:type="dxa" w:w="2880"/>
+            <w:tcW w:type="dxa" w:w="576"/>
+            <w:shd w:fill="ffffff"/>
           </w:tcPr>
           <w:p>
+            <w:r/>
             <w:r>
+              <w:rPr>
+                <w:rFonts w:ascii="Arial" w:hAnsi="Arial"/>
+                <w:b w:val="0"/>
+                <w:i w:val="0"/>
+                <w:color w:val="333333"/>
+                <w:sz w:val="20"/>
+              </w:rPr>
               <w:t>2</w:t>
             </w:r>
           </w:p>
         </w:tc>
         <w:tc>
           <w:tcPr>
-            <w:tcW w:type="dxa" w:w="2880"/>
+            <w:tcW w:type="dxa" w:w="4032"/>
+            <w:shd w:fill="ffffff"/>
           </w:tcPr>
           <w:p>
+            <w:r/>
             <w:r>
+              <w:rPr>
+                <w:rFonts w:ascii="Arial" w:hAnsi="Arial"/>
+                <w:b w:val="0"/>
+                <w:i w:val="0"/>
+                <w:color w:val="333333"/>
+                <w:sz w:val="20"/>
+              </w:rPr>
               <w:t>Generate — data sources step</w:t>
             </w:r>
           </w:p>
         </w:tc>
         <w:tc>
           <w:tcPr>
-            <w:tcW w:type="dxa" w:w="2880"/>
+            <w:tcW w:type="dxa" w:w="4032"/>
+            <w:shd w:fill="ffffff"/>
           </w:tcPr>
           <w:p>
+            <w:r/>
             <w:r>
+              <w:rPr>
+                <w:rFonts w:ascii="Arial" w:hAnsi="Arial"/>
+                <w:b w:val="0"/>
+                <w:i w:val="0"/>
+                <w:color w:val="333333"/>
+                <w:sz w:val="20"/>
+              </w:rPr>
               <w:t>/generate step 1</w:t>
             </w:r>
           </w:p>
@@ -764,30 +1317,57 @@
       <w:tr>
         <w:tc>
           <w:tcPr>
-            <w:tcW w:type="dxa" w:w="2880"/>
+            <w:tcW w:type="dxa" w:w="576"/>
+            <w:shd w:fill="f8f9fa"/>
           </w:tcPr>
           <w:p>
+            <w:r/>
             <w:r>
+              <w:rPr>
+                <w:rFonts w:ascii="Arial" w:hAnsi="Arial"/>
+                <w:b w:val="0"/>
+                <w:i w:val="0"/>
+                <w:color w:val="333333"/>
+                <w:sz w:val="20"/>
+              </w:rPr>
               <w:t>3</w:t>
             </w:r>
           </w:p>
         </w:tc>
         <w:tc>
           <w:tcPr>
-            <w:tcW w:type="dxa" w:w="2880"/>
+            <w:tcW w:type="dxa" w:w="4032"/>
+            <w:shd w:fill="f8f9fa"/>
           </w:tcPr>
           <w:p>
+            <w:r/>
             <w:r>
+              <w:rPr>
+                <w:rFonts w:ascii="Arial" w:hAnsi="Arial"/>
+                <w:b w:val="0"/>
+                <w:i w:val="0"/>
+                <w:color w:val="333333"/>
+                <w:sz w:val="20"/>
+              </w:rPr>
               <w:t>Generate — account + goal + date range</w:t>
             </w:r>
           </w:p>
         </w:tc>
         <w:tc>
           <w:tcPr>
-            <w:tcW w:type="dxa" w:w="2880"/>
+            <w:tcW w:type="dxa" w:w="4032"/>
+            <w:shd w:fill="f8f9fa"/>
           </w:tcPr>
           <w:p>
+            <w:r/>
             <w:r>
+              <w:rPr>
+                <w:rFonts w:ascii="Arial" w:hAnsi="Arial"/>
+                <w:b w:val="0"/>
+                <w:i w:val="0"/>
+                <w:color w:val="333333"/>
+                <w:sz w:val="20"/>
+              </w:rPr>
               <w:t>/generate step 2</w:t>
             </w:r>
           </w:p>
@@ -796,30 +1376,57 @@
       <w:tr>
         <w:tc>
           <w:tcPr>
-            <w:tcW w:type="dxa" w:w="2880"/>
+            <w:tcW w:type="dxa" w:w="576"/>
+            <w:shd w:fill="ffffff"/>
           </w:tcPr>
           <w:p>
+            <w:r/>
             <w:r>
+              <w:rPr>
+                <w:rFonts w:ascii="Arial" w:hAnsi="Arial"/>
+                <w:b w:val="0"/>
+                <w:i w:val="0"/>
+                <w:color w:val="333333"/>
+                <w:sz w:val="20"/>
+              </w:rPr>
               <w:t>4</w:t>
             </w:r>
           </w:p>
         </w:tc>
         <w:tc>
           <w:tcPr>
-            <w:tcW w:type="dxa" w:w="2880"/>
+            <w:tcW w:type="dxa" w:w="4032"/>
+            <w:shd w:fill="ffffff"/>
           </w:tcPr>
           <w:p>
+            <w:r/>
             <w:r>
+              <w:rPr>
+                <w:rFonts w:ascii="Arial" w:hAnsi="Arial"/>
+                <w:b w:val="0"/>
+                <w:i w:val="0"/>
+                <w:color w:val="333333"/>
+                <w:sz w:val="20"/>
+              </w:rPr>
               <w:t>Generate — review before run</w:t>
             </w:r>
           </w:p>
         </w:tc>
         <w:tc>
           <w:tcPr>
-            <w:tcW w:type="dxa" w:w="2880"/>
+            <w:tcW w:type="dxa" w:w="4032"/>
+            <w:shd w:fill="ffffff"/>
           </w:tcPr>
           <w:p>
+            <w:r/>
             <w:r>
+              <w:rPr>
+                <w:rFonts w:ascii="Arial" w:hAnsi="Arial"/>
+                <w:b w:val="0"/>
+                <w:i w:val="0"/>
+                <w:color w:val="333333"/>
+                <w:sz w:val="20"/>
+              </w:rPr>
               <w:t>/generate step 3</w:t>
             </w:r>
           </w:p>
@@ -828,30 +1435,57 @@
       <w:tr>
         <w:tc>
           <w:tcPr>
-            <w:tcW w:type="dxa" w:w="2880"/>
+            <w:tcW w:type="dxa" w:w="576"/>
+            <w:shd w:fill="f8f9fa"/>
           </w:tcPr>
           <w:p>
+            <w:r/>
             <w:r>
+              <w:rPr>
+                <w:rFonts w:ascii="Arial" w:hAnsi="Arial"/>
+                <w:b w:val="0"/>
+                <w:i w:val="0"/>
+                <w:color w:val="333333"/>
+                <w:sz w:val="20"/>
+              </w:rPr>
               <w:t>5</w:t>
             </w:r>
           </w:p>
         </w:tc>
         <w:tc>
           <w:tcPr>
-            <w:tcW w:type="dxa" w:w="2880"/>
+            <w:tcW w:type="dxa" w:w="4032"/>
+            <w:shd w:fill="f8f9fa"/>
           </w:tcPr>
           <w:p>
+            <w:r/>
             <w:r>
+              <w:rPr>
+                <w:rFonts w:ascii="Arial" w:hAnsi="Arial"/>
+                <w:b w:val="0"/>
+                <w:i w:val="0"/>
+                <w:color w:val="333333"/>
+                <w:sz w:val="20"/>
+              </w:rPr>
               <w:t>In-progress / generating state</w:t>
             </w:r>
           </w:p>
         </w:tc>
         <w:tc>
           <w:tcPr>
-            <w:tcW w:type="dxa" w:w="2880"/>
+            <w:tcW w:type="dxa" w:w="4032"/>
+            <w:shd w:fill="f8f9fa"/>
           </w:tcPr>
           <w:p>
+            <w:r/>
             <w:r>
+              <w:rPr>
+                <w:rFonts w:ascii="Arial" w:hAnsi="Arial"/>
+                <w:b w:val="0"/>
+                <w:i w:val="0"/>
+                <w:color w:val="333333"/>
+                <w:sz w:val="20"/>
+              </w:rPr>
               <w:t>/generate during API call</w:t>
             </w:r>
           </w:p>
@@ -860,47 +1494,85 @@
       <w:tr>
         <w:tc>
           <w:tcPr>
-            <w:tcW w:type="dxa" w:w="2880"/>
+            <w:tcW w:type="dxa" w:w="576"/>
+            <w:shd w:fill="ffffff"/>
           </w:tcPr>
           <w:p>
+            <w:r/>
             <w:r>
+              <w:rPr>
+                <w:rFonts w:ascii="Arial" w:hAnsi="Arial"/>
+                <w:b w:val="0"/>
+                <w:i w:val="0"/>
+                <w:color w:val="333333"/>
+                <w:sz w:val="20"/>
+              </w:rPr>
               <w:t>6</w:t>
             </w:r>
           </w:p>
         </w:tc>
         <w:tc>
           <w:tcPr>
-            <w:tcW w:type="dxa" w:w="2880"/>
+            <w:tcW w:type="dxa" w:w="4032"/>
+            <w:shd w:fill="ffffff"/>
           </w:tcPr>
           <w:p>
+            <w:r/>
             <w:r>
-              <w:t>Live report (optional second shot)</w:t>
+              <w:rPr>
+                <w:rFonts w:ascii="Arial" w:hAnsi="Arial"/>
+                <w:b w:val="0"/>
+                <w:i w:val="0"/>
+                <w:color w:val="333333"/>
+                <w:sz w:val="20"/>
+              </w:rPr>
+              <w:t>Live report</w:t>
             </w:r>
           </w:p>
         </w:tc>
         <w:tc>
           <w:tcPr>
-            <w:tcW w:type="dxa" w:w="2880"/>
+            <w:tcW w:type="dxa" w:w="4032"/>
+            <w:shd w:fill="ffffff"/>
           </w:tcPr>
           <w:p>
+            <w:r/>
             <w:r>
+              <w:rPr>
+                <w:rFonts w:ascii="Arial" w:hAnsi="Arial"/>
+                <w:b w:val="0"/>
+                <w:i w:val="0"/>
+                <w:color w:val="333333"/>
+                <w:sz w:val="20"/>
+              </w:rPr>
               <w:t>/generate after success or /reports/[slug]</w:t>
             </w:r>
           </w:p>
         </w:tc>
       </w:tr>
     </w:tbl>
-    <w:p>
-      <w:r>
-        <w:t>When building a PDF for Google, paste or embed additional PNGs so reviewers do not depend on Markdown rendering.</w:t>
-      </w:r>
-    </w:p>
+    <w:p/>
     <w:p>
       <w:pPr>
         <w:pStyle w:val="Heading1"/>
       </w:pPr>
       <w:r>
-        <w:t>8. Declaration alignment (checklist)</w:t>
+        <w:t>8. Declaration Alignment</w:t>
+      </w:r>
+    </w:p>
+    <w:p>
+      <w:pPr>
+        <w:spacing w:after="160"/>
+      </w:pPr>
+      <w:r>
+        <w:rPr>
+          <w:rFonts w:ascii="Arial" w:hAnsi="Arial"/>
+          <w:b w:val="0"/>
+          <w:i w:val="0"/>
+          <w:color w:val="333333"/>
+          <w:sz w:val="22"/>
+        </w:rPr>
+        <w:t>Use these answers on the Google token application form:</w:t>
       </w:r>
     </w:p>
     <w:p>
@@ -909,9 +1581,23 @@
       </w:pPr>
       <w:r>
         <w:rPr>
+          <w:rFonts w:ascii="Arial" w:hAnsi="Arial"/>
+          <w:b/>
+          <w:i w:val="0"/>
+          <w:color w:val="333333"/>
           <w:sz w:val="22"/>
         </w:rPr>
-        <w:t>Capabilities: Reporting (read-only). Not: account/campaign creation or management via API; not Keyword Planner; not App Conversion Tracking / Remarketing API unless you add them.</w:t>
+        <w:t xml:space="preserve">Capabilities:  </w:t>
+      </w:r>
+      <w:r>
+        <w:rPr>
+          <w:rFonts w:ascii="Arial" w:hAnsi="Arial"/>
+          <w:b w:val="0"/>
+          <w:i w:val="0"/>
+          <w:color w:val="333333"/>
+          <w:sz w:val="22"/>
+        </w:rPr>
+        <w:t>Reporting (read-only). Not: account/campaign creation or management via API; not Keyword Planner; not App Conversion Tracking / Remarketing API.</w:t>
       </w:r>
     </w:p>
     <w:p>
@@ -920,9 +1606,23 @@
       </w:pPr>
       <w:r>
         <w:rPr>
+          <w:rFonts w:ascii="Arial" w:hAnsi="Arial"/>
+          <w:b/>
+          <w:i w:val="0"/>
+          <w:color w:val="333333"/>
           <w:sz w:val="22"/>
         </w:rPr>
-        <w:t>Token use with someone else’s tool: No (token is for Duct’s own backend).</w:t>
+        <w:t xml:space="preserve">Token use with someone else’s tool:  </w:t>
+      </w:r>
+      <w:r>
+        <w:rPr>
+          <w:rFonts w:ascii="Arial" w:hAnsi="Arial"/>
+          <w:b w:val="0"/>
+          <w:i w:val="0"/>
+          <w:color w:val="333333"/>
+          <w:sz w:val="22"/>
+        </w:rPr>
+        <w:t>No (token is for Duct’s own backend).</w:t>
       </w:r>
     </w:p>
     <w:p>
@@ -931,23 +1631,52 @@
       </w:pPr>
       <w:r>
         <w:rPr>
+          <w:rFonts w:ascii="Arial" w:hAnsi="Arial"/>
+          <w:b/>
+          <w:i w:val="0"/>
+          <w:color w:val="333333"/>
           <w:sz w:val="22"/>
         </w:rPr>
-        <w:t>Campaign types: List major types or state “all types returned in campaign reporting.”</w:t>
+        <w:t xml:space="preserve">Campaign types:  </w:t>
+      </w:r>
+      <w:r>
+        <w:rPr>
+          <w:rFonts w:ascii="Arial" w:hAnsi="Arial"/>
+          <w:b w:val="0"/>
+          <w:i w:val="0"/>
+          <w:color w:val="333333"/>
+          <w:sz w:val="22"/>
+        </w:rPr>
+        <w:t>All types returned in campaign reporting (Search, Performance Max, Display, Shopping, Video, etc.).</w:t>
       </w:r>
     </w:p>
-    <w:p/>
     <w:p>
+      <w:pPr>
+        <w:spacing w:before="80" w:after="80"/>
+        <w:pBdr>
+          <w:bottom w:val="single" w:sz="4" w:space="1" w:color="CCCCCC"/>
+        </w:pBdr>
+      </w:pPr>
+    </w:p>
+    <w:p>
+      <w:pPr>
+        <w:spacing w:after="0"/>
+        <w:jc w:val="center"/>
+      </w:pPr>
       <w:r>
         <w:rPr>
+          <w:rFonts w:ascii="Arial" w:hAnsi="Arial"/>
+          <w:b w:val="0"/>
           <w:i/>
+          <w:color w:val="999999"/>
+          <w:sz w:val="20"/>
         </w:rPr>
         <w:t>End of document.</w:t>
       </w:r>
     </w:p>
     <w:sectPr>
       <w:pgSz w:w="12240" w:h="15840"/>
-      <w:pgMar w:top="1440" w:right="1800" w:bottom="1440" w:left="1800" w:header="720" w:footer="720" w:gutter="0"/>
+      <w:pgMar w:top="1440" w:right="1440" w:bottom="1440" w:left="1440" w:header="720" w:footer="720" w:gutter="0"/>
       <w:cols w:space="720"/>
       <w:docGrid w:linePitch="360"/>
     </w:sectPr>
@@ -1318,6 +2047,14 @@
     <w:name w:val="Normal"/>
     <w:qFormat/>
     <w:rsid w:val="00FC693F"/>
+    <w:pPr>
+      <w:spacing w:before="0" w:after="120" w:line="276" w:lineRule="auto"/>
+    </w:pPr>
+    <w:rPr>
+      <w:rFonts w:ascii="Arial" w:hAnsi="Arial"/>
+      <w:color w:val="333333"/>
+      <w:sz w:val="22"/>
+    </w:rPr>
   </w:style>
   <w:style w:type="paragraph" w:styleId="Header">
     <w:name w:val="header"/>
@@ -1374,15 +2111,15 @@
     <w:pPr>
       <w:keepNext/>
       <w:keepLines/>
-      <w:spacing w:before="480" w:after="0"/>
+      <w:spacing w:before="360" w:after="120"/>
       <w:outlineLvl w:val="0"/>
     </w:pPr>
     <w:rPr>
-      <w:rFonts w:asciiTheme="majorHAnsi" w:eastAsiaTheme="majorEastAsia" w:hAnsiTheme="majorHAnsi" w:cstheme="majorBidi"/>
+      <w:rFonts w:asciiTheme="majorHAnsi" w:eastAsiaTheme="majorEastAsia" w:hAnsiTheme="majorHAnsi" w:cstheme="majorBidi" w:ascii="Arial" w:hAnsi="Arial"/>
       <w:b/>
       <w:bCs/>
-      <w:color w:val="365F91" w:themeColor="accent1" w:themeShade="BF"/>
-      <w:sz w:val="28"/>
+      <w:color w:val="1A1A1A"/>
+      <w:sz w:val="32"/>
       <w:szCs w:val="28"/>
     </w:rPr>
   </w:style>
@@ -1398,14 +2135,14 @@
     <w:pPr>
       <w:keepNext/>
       <w:keepLines/>
-      <w:spacing w:before="200" w:after="0"/>
+      <w:spacing w:before="280" w:after="120"/>
       <w:outlineLvl w:val="1"/>
     </w:pPr>
     <w:rPr>
-      <w:rFonts w:asciiTheme="majorHAnsi" w:eastAsiaTheme="majorEastAsia" w:hAnsiTheme="majorHAnsi" w:cstheme="majorBidi"/>
+      <w:rFonts w:asciiTheme="majorHAnsi" w:eastAsiaTheme="majorEastAsia" w:hAnsiTheme="majorHAnsi" w:cstheme="majorBidi" w:ascii="Arial" w:hAnsi="Arial"/>
       <w:b/>
       <w:bCs/>
-      <w:color w:val="4F81BD" w:themeColor="accent1"/>
+      <w:color w:val="1A1A1A"/>
       <w:sz w:val="26"/>
       <w:szCs w:val="26"/>
     </w:rPr>
@@ -1422,14 +2159,15 @@
     <w:pPr>
       <w:keepNext/>
       <w:keepLines/>
-      <w:spacing w:before="200" w:after="0"/>
+      <w:spacing w:before="280" w:after="120"/>
       <w:outlineLvl w:val="2"/>
     </w:pPr>
     <w:rPr>
-      <w:rFonts w:asciiTheme="majorHAnsi" w:eastAsiaTheme="majorEastAsia" w:hAnsiTheme="majorHAnsi" w:cstheme="majorBidi"/>
+      <w:rFonts w:asciiTheme="majorHAnsi" w:eastAsiaTheme="majorEastAsia" w:hAnsiTheme="majorHAnsi" w:cstheme="majorBidi" w:ascii="Arial" w:hAnsi="Arial"/>
       <w:b/>
       <w:bCs/>
-      <w:color w:val="4F81BD" w:themeColor="accent1"/>
+      <w:color w:val="1A1A1A"/>
+      <w:sz w:val="22"/>
     </w:rPr>
   </w:style>
   <w:style w:type="paragraph" w:styleId="Heading4">
@@ -1845,8 +2583,14 @@
       <w:numPr>
         <w:numId w:val="1"/>
       </w:numPr>
+      <w:spacing w:after="80"/>
       <w:contextualSpacing/>
     </w:pPr>
+    <w:rPr>
+      <w:rFonts w:ascii="Arial" w:hAnsi="Arial"/>
+      <w:color w:val="333333"/>
+      <w:sz w:val="22"/>
+    </w:rPr>
   </w:style>
   <w:style w:type="paragraph" w:styleId="ListBullet2">
     <w:name w:val="List Bullet 2"/>

--- a/docs/engineering/google-ads-api-tool-design-document.docx
+++ b/docs/engineering/google-ads-api-tool-design-document.docx
@@ -224,7 +224,7 @@
           <w:color w:val="333333"/>
           <w:sz w:val="22"/>
         </w:rPr>
-        <w:t>Users initiate a report generation flow in the web app: they choose data sources (Google Ads), select account (when multiple are accessible), analysis goal, optional business context, and date range. The backend calls the Google Ads API with that user’s refresh token for that session/request and returns a JSON brief rendered in the UI. Users may save reports for local viewing in the app (e.g. browser storage for demos); production deployments may persist reports according to our data policy.</w:t>
+        <w:t>Users initiate a report generation flow in the web app: they choose data sources (Google Ads), select an account (when multiple are accessible), an analysis goal, optional business context, and a date range. The backend calls the Google Ads API with that user’s OAuth credentials for that request and returns a structured report rendered in the UI. Users may save reports locally in the app; production deployments may persist reports according to our data policy.</w:t>
       </w:r>
     </w:p>
     <w:p>
@@ -262,7 +262,7 @@
           <w:color w:val="333333"/>
           <w:sz w:val="22"/>
         </w:rPr>
-        <w:t>We do not run a scheduled batch job (e.g. hourly) that mutates Google Ads entities for inventory or stock status. Duct’s current implementation is read-only toward Google Ads.</w:t>
+        <w:t>We do not run scheduled batch jobs that mutate Google Ads entities. Duct’s current implementation is read-only toward Google Ads.</w:t>
       </w:r>
     </w:p>
     <w:p>
@@ -308,7 +308,7 @@
           <w:color w:val="333333"/>
           <w:sz w:val="22"/>
         </w:rPr>
-        <w:t xml:space="preserve">Web client (Next.js) — </w:t>
+        <w:t xml:space="preserve">Web client — </w:t>
       </w:r>
       <w:r>
         <w:rPr>
@@ -318,7 +318,7 @@
           <w:color w:val="333333"/>
           <w:sz w:val="22"/>
         </w:rPr>
-        <w:t>Pages for connections (OAuth), generate report (wizard: sources → configuration → review → generate), and report viewing.</w:t>
+        <w:t>Pages for connecting Google Ads (OAuth), generating reports (wizard: sources → configuration → review → generate), and viewing saved reports.</w:t>
       </w:r>
     </w:p>
     <w:p>
@@ -333,7 +333,7 @@
           <w:color w:val="333333"/>
           <w:sz w:val="22"/>
         </w:rPr>
-        <w:t xml:space="preserve">Application backend (FastAPI) — </w:t>
+        <w:t xml:space="preserve">Application backend — </w:t>
       </w:r>
       <w:r>
         <w:rPr>
@@ -343,7 +343,7 @@
           <w:color w:val="333333"/>
           <w:sz w:val="22"/>
         </w:rPr>
-        <w:t>Serves REST APIs under /api/…, validates API key on protected routes, performs OAuth redirects for Google (browser flow), and orchestrates fetch → brief → optional LLM synthesis.</w:t>
+        <w:t>REST API server that validates requests, handles OAuth redirects for Google, and orchestrates data fetching, report building, and optional AI-powered synthesis.</w:t>
       </w:r>
     </w:p>
     <w:p>
@@ -368,7 +368,7 @@
           <w:color w:val="333333"/>
           <w:sz w:val="22"/>
         </w:rPr>
-        <w:t>Read-only access using GoogleAdsClient with developer token, OAuth client id/secret, user refresh token, and optional login_customer_id (MCC) when listing or querying client accounts under a manager.</w:t>
+        <w:t>Read-only access using the Google Ads client library with developer token, OAuth client credentials, user refresh token, and optional MCC login customer ID when querying client accounts under a manager.</w:t>
       </w:r>
     </w:p>
     <w:p>
@@ -401,7 +401,7 @@
           <w:color w:val="333333"/>
           <w:sz w:val="22"/>
         </w:rPr>
-        <w:t>User completes Google OAuth (scope: https://www.googleapis.com/auth/adwords). Refresh token is stored in the browser for the demo-style flow (sessionStorage) and sent to our backend only when requesting account list or generation; production should move to server-side token storage tied to user identity.</w:t>
+        <w:t>User completes Google OAuth with the Google Ads scope. The refresh token is sent to our backend when the user requests an account list or report generation. Production deployments use server-side token storage tied to user identity.</w:t>
       </w:r>
     </w:p>
     <w:p>
@@ -426,7 +426,7 @@
           <w:color w:val="333333"/>
           <w:sz w:val="22"/>
         </w:rPr>
-        <w:t>Backend calls CustomerService.list_accessible_customers, then GoogleAdsService.search_stream with a small customer query to attach names and currency.</w:t>
+        <w:t>Backend lists the user’s accessible Google Ads accounts, then queries account metadata (name, currency, time zone, manager status).</w:t>
       </w:r>
     </w:p>
     <w:p>
@@ -451,7 +451,7 @@
           <w:color w:val="333333"/>
           <w:sz w:val="22"/>
         </w:rPr>
-        <w:t>Backend runs GAQL via GoogleAdsService.search_stream over user-selected date ranges. Campaign-level metrics are always fetched; additional slices (search terms, device, geography, ad group) are invoked when the analysis agent selects those tools for the user’s goal.</w:t>
+        <w:t>Backend runs Google Ads Query Language (GAQL) queries over user-selected date ranges. Campaign-level metrics are always fetched; additional data slices (search terms, device breakdown, geography, ad group performance) are fetched when the analysis goal requires them.</w:t>
       </w:r>
     </w:p>
     <w:p>
@@ -466,7 +466,7 @@
           <w:color w:val="333333"/>
           <w:sz w:val="22"/>
         </w:rPr>
-        <w:t xml:space="preserve">Brief + synthesis:  </w:t>
+        <w:t xml:space="preserve">Report building:  </w:t>
       </w:r>
       <w:r>
         <w:rPr>
@@ -476,7 +476,7 @@
           <w:color w:val="333333"/>
           <w:sz w:val="22"/>
         </w:rPr>
-        <w:t>Raw aggregates are turned into a typed brief (deterministic structure). An LLM may add narrative synthesis; no LLM output is written back to Google Ads.</w:t>
+        <w:t>Raw performance data is normalized into a structured report. An AI model may add narrative synthesis and recommendations; no AI output is written back to Google Ads.</w:t>
       </w:r>
     </w:p>
     <w:p>
@@ -499,7 +499,7 @@
           <w:color w:val="333333"/>
           <w:sz w:val="22"/>
         </w:rPr>
-        <w:t>Reporting is interactive in the browser (scrollable report, optional synthesis sections).</w:t>
+        <w:t>Reporting is interactive in the browser (scrollable report with performance cards, charts, and signal alerts).</w:t>
       </w:r>
     </w:p>
     <w:p>
@@ -514,7 +514,7 @@
           <w:color w:val="333333"/>
           <w:sz w:val="22"/>
         </w:rPr>
-        <w:t>PDF export is not currently implemented; MVP focuses on on-screen report and local save.</w:t>
+        <w:t>PDF export is not currently implemented; the MVP focuses on on-screen reports and local save.</w:t>
       </w:r>
     </w:p>
     <w:p>
@@ -538,11 +538,11 @@
           <w:color w:val="444444"/>
           <w:sz w:val="18"/>
         </w:rPr>
-        <w:t>Browser (Next.js)  →  HTTPS + API key  →  FastAPI /api  →  Google Ads API (read-only)</w:t>
+        <w:t>Browser  →  HTTPS  →  Application Backend  →  Google Ads API (read-only)</w:t>
         <w:br/>
         <w:t>Browser  →  OAuth 2.0 redirect  →  Google</w:t>
         <w:br/>
-        <w:t>FastAPI  →  Brief builder  →  Goal-driven tools (optional)  →  Google Ads API</w:t>
+        <w:t>Application Backend  →  Report Builder  →  Analysis Tools (optional)  →  Google Ads API</w:t>
       </w:r>
     </w:p>
     <w:p>
@@ -565,7 +565,7 @@
           <w:color w:val="333333"/>
           <w:sz w:val="22"/>
         </w:rPr>
-        <w:t>All access is read-only via GoogleAdsService.search_stream (GAQL) and CustomerService.list_accessible_customers. We do not call mutate services (no CampaignService.mutate, AdGroupAdService, KeywordPlanIdeaService, etc.).</w:t>
+        <w:t>All access is read-only via the Google Ads Reporting API (GAQL) and the Customer Service for account discovery. We do not call any mutate or write services.</w:t>
       </w:r>
     </w:p>
     <w:tbl>
@@ -654,7 +654,7 @@
                 <w:color w:val="333333"/>
                 <w:sz w:val="20"/>
               </w:rPr>
-              <w:t>CustomerService.list_accessible_customers; then GoogleAdsService.search_stream on customer (id, name, currency, time zone, manager flag).</w:t>
+              <w:t>Customer Service — list accessible customers; then query account metadata (id, name, currency, time zone, manager flag).</w:t>
             </w:r>
           </w:p>
         </w:tc>
@@ -694,7 +694,7 @@
                 <w:color w:val="333333"/>
                 <w:sz w:val="20"/>
               </w:rPr>
-              <w:t>GoogleAdsService.search_stream — GAQL FROM campaign with segments.date, metrics (clicks, impressions, cost, conversions, conversion value), campaign.advertising_channel_type. Excludes REMOVED campaigns.</w:t>
+              <w:t>Reporting API — query campaign resource with date segments, performance metrics (clicks, impressions, cost, conversions, conversion value), and channel type. Excludes removed campaigns.</w:t>
             </w:r>
           </w:p>
         </w:tc>
@@ -734,7 +734,7 @@
                 <w:color w:val="333333"/>
                 <w:sz w:val="20"/>
               </w:rPr>
-              <w:t>GoogleAdsService.search_stream — FROM search_term_view.</w:t>
+              <w:t>Reporting API — query search term view.</w:t>
             </w:r>
           </w:p>
         </w:tc>
@@ -774,7 +774,7 @@
                 <w:color w:val="333333"/>
                 <w:sz w:val="20"/>
               </w:rPr>
-              <w:t>GoogleAdsService.search_stream — FROM campaign with segments.device.</w:t>
+              <w:t>Reporting API — query campaign resource with device segment.</w:t>
             </w:r>
           </w:p>
         </w:tc>
@@ -814,7 +814,7 @@
                 <w:color w:val="333333"/>
                 <w:sz w:val="20"/>
               </w:rPr>
-              <w:t>GoogleAdsService.search_stream — FROM geographic_view.</w:t>
+              <w:t>Reporting API — query geographic view.</w:t>
             </w:r>
           </w:p>
         </w:tc>
@@ -854,7 +854,7 @@
                 <w:color w:val="333333"/>
                 <w:sz w:val="20"/>
               </w:rPr>
-              <w:t>GoogleAdsService.search_stream — FROM ad_group.</w:t>
+              <w:t>Reporting API — query ad group resource.</w:t>
             </w:r>
           </w:p>
         </w:tc>
@@ -880,7 +880,7 @@
           <w:color w:val="333333"/>
           <w:sz w:val="22"/>
         </w:rPr>
-        <w:t>We do not filter by channel in code; any non-removed campaign returned by reporting is in scope (Search, Performance Max, Display, Shopping, Video, etc., per Google’s classification).</w:t>
+        <w:t>We do not filter by channel; any non-removed campaign returned by reporting is in scope (Search, Performance Max, Display, Shopping, Video, etc., per Google’s classification).</w:t>
       </w:r>
     </w:p>
     <w:p>
@@ -938,7 +938,7 @@
           <w:color w:val="333333"/>
           <w:sz w:val="22"/>
         </w:rPr>
-        <w:t>X-API-Key on /api/… routes (except health and OAuth redirect endpoints).</w:t>
+        <w:t>API key on protected backend routes; OAuth 2.0 for Google Ads access.</w:t>
       </w:r>
     </w:p>
     <w:p>
@@ -963,7 +963,7 @@
           <w:color w:val="333333"/>
           <w:sz w:val="22"/>
         </w:rPr>
-        <w:t>Developer token, OAuth client secret, and LLM keys are environment variables on the server, not committed to source control.</w:t>
+        <w:t>Developer token, OAuth client secret, and other credentials are environment variables on the server, not committed to source control.</w:t>
       </w:r>
     </w:p>
     <w:p>
@@ -988,7 +988,7 @@
           <w:color w:val="333333"/>
           <w:sz w:val="22"/>
         </w:rPr>
-        <w:t>We avoid logging full OAuth refresh tokens; operational logs may record customer id and errors for support.</w:t>
+        <w:t>We avoid logging OAuth refresh tokens; operational logs may record customer ID and errors for support.</w:t>
       </w:r>
     </w:p>
     <w:p>
@@ -1114,7 +1114,7 @@
           <w:color w:val="666666"/>
           <w:sz w:val="18"/>
         </w:rPr>
-        <w:t>Figure 1: Prototype report surface. Production UI is data-driven from API-backed briefs.</w:t>
+        <w:t>Figure 1: Prototype report surface. Production UI is data-driven from API-backed reports.</w:t>
       </w:r>
     </w:p>
     <w:p>
@@ -1159,7 +1159,7 @@
         </w:tc>
         <w:tc>
           <w:tcPr>
-            <w:tcW w:type="dxa" w:w="4032"/>
+            <w:tcW w:type="dxa" w:w="2880"/>
             <w:shd w:fill="1a73e8"/>
           </w:tcPr>
           <w:p>
@@ -1178,7 +1178,7 @@
         </w:tc>
         <w:tc>
           <w:tcPr>
-            <w:tcW w:type="dxa" w:w="4032"/>
+            <w:tcW w:type="dxa" w:w="5184"/>
             <w:shd w:fill="1a73e8"/>
           </w:tcPr>
           <w:p>
@@ -1191,7 +1191,7 @@
                 <w:color w:val="FFFFFF"/>
                 <w:sz w:val="20"/>
               </w:rPr>
-              <w:t>Route / Area</w:t>
+              <w:t>Description</w:t>
             </w:r>
           </w:p>
         </w:tc>
@@ -1218,7 +1218,7 @@
         </w:tc>
         <w:tc>
           <w:tcPr>
-            <w:tcW w:type="dxa" w:w="4032"/>
+            <w:tcW w:type="dxa" w:w="2880"/>
             <w:shd w:fill="f8f9fa"/>
           </w:tcPr>
           <w:p>
@@ -1231,13 +1231,13 @@
                 <w:color w:val="333333"/>
                 <w:sz w:val="20"/>
               </w:rPr>
-              <w:t>Connections — Google Ads connect / status</w:t>
+              <w:t>Connections page</w:t>
             </w:r>
           </w:p>
         </w:tc>
         <w:tc>
           <w:tcPr>
-            <w:tcW w:type="dxa" w:w="4032"/>
+            <w:tcW w:type="dxa" w:w="5184"/>
             <w:shd w:fill="f8f9fa"/>
           </w:tcPr>
           <w:p>
@@ -1250,7 +1250,7 @@
                 <w:color w:val="333333"/>
                 <w:sz w:val="20"/>
               </w:rPr>
-              <w:t>/connections</w:t>
+              <w:t>Google Ads connect / OAuth status</w:t>
             </w:r>
           </w:p>
         </w:tc>
@@ -1277,7 +1277,7 @@
         </w:tc>
         <w:tc>
           <w:tcPr>
-            <w:tcW w:type="dxa" w:w="4032"/>
+            <w:tcW w:type="dxa" w:w="2880"/>
             <w:shd w:fill="ffffff"/>
           </w:tcPr>
           <w:p>
@@ -1290,13 +1290,13 @@
                 <w:color w:val="333333"/>
                 <w:sz w:val="20"/>
               </w:rPr>
-              <w:t>Generate — data sources step</w:t>
+              <w:t>Generate — step 1</w:t>
             </w:r>
           </w:p>
         </w:tc>
         <w:tc>
           <w:tcPr>
-            <w:tcW w:type="dxa" w:w="4032"/>
+            <w:tcW w:type="dxa" w:w="5184"/>
             <w:shd w:fill="ffffff"/>
           </w:tcPr>
           <w:p>
@@ -1309,7 +1309,7 @@
                 <w:color w:val="333333"/>
                 <w:sz w:val="20"/>
               </w:rPr>
-              <w:t>/generate step 1</w:t>
+              <w:t>Data source selection</w:t>
             </w:r>
           </w:p>
         </w:tc>
@@ -1336,7 +1336,7 @@
         </w:tc>
         <w:tc>
           <w:tcPr>
-            <w:tcW w:type="dxa" w:w="4032"/>
+            <w:tcW w:type="dxa" w:w="2880"/>
             <w:shd w:fill="f8f9fa"/>
           </w:tcPr>
           <w:p>
@@ -1349,13 +1349,13 @@
                 <w:color w:val="333333"/>
                 <w:sz w:val="20"/>
               </w:rPr>
-              <w:t>Generate — account + goal + date range</w:t>
+              <w:t>Generate — step 2</w:t>
             </w:r>
           </w:p>
         </w:tc>
         <w:tc>
           <w:tcPr>
-            <w:tcW w:type="dxa" w:w="4032"/>
+            <w:tcW w:type="dxa" w:w="5184"/>
             <w:shd w:fill="f8f9fa"/>
           </w:tcPr>
           <w:p>
@@ -1368,7 +1368,7 @@
                 <w:color w:val="333333"/>
                 <w:sz w:val="20"/>
               </w:rPr>
-              <w:t>/generate step 2</w:t>
+              <w:t>Account, goal, and date range configuration</w:t>
             </w:r>
           </w:p>
         </w:tc>
@@ -1395,7 +1395,7 @@
         </w:tc>
         <w:tc>
           <w:tcPr>
-            <w:tcW w:type="dxa" w:w="4032"/>
+            <w:tcW w:type="dxa" w:w="2880"/>
             <w:shd w:fill="ffffff"/>
           </w:tcPr>
           <w:p>
@@ -1408,13 +1408,13 @@
                 <w:color w:val="333333"/>
                 <w:sz w:val="20"/>
               </w:rPr>
-              <w:t>Generate — review before run</w:t>
+              <w:t>Generate — step 3</w:t>
             </w:r>
           </w:p>
         </w:tc>
         <w:tc>
           <w:tcPr>
-            <w:tcW w:type="dxa" w:w="4032"/>
+            <w:tcW w:type="dxa" w:w="5184"/>
             <w:shd w:fill="ffffff"/>
           </w:tcPr>
           <w:p>
@@ -1427,7 +1427,7 @@
                 <w:color w:val="333333"/>
                 <w:sz w:val="20"/>
               </w:rPr>
-              <w:t>/generate step 3</w:t>
+              <w:t>Review before generating</w:t>
             </w:r>
           </w:p>
         </w:tc>
@@ -1454,7 +1454,7 @@
         </w:tc>
         <w:tc>
           <w:tcPr>
-            <w:tcW w:type="dxa" w:w="4032"/>
+            <w:tcW w:type="dxa" w:w="2880"/>
             <w:shd w:fill="f8f9fa"/>
           </w:tcPr>
           <w:p>
@@ -1467,13 +1467,13 @@
                 <w:color w:val="333333"/>
                 <w:sz w:val="20"/>
               </w:rPr>
-              <w:t>In-progress / generating state</w:t>
+              <w:t>Generate — loading</w:t>
             </w:r>
           </w:p>
         </w:tc>
         <w:tc>
           <w:tcPr>
-            <w:tcW w:type="dxa" w:w="4032"/>
+            <w:tcW w:type="dxa" w:w="5184"/>
             <w:shd w:fill="f8f9fa"/>
           </w:tcPr>
           <w:p>
@@ -1486,7 +1486,7 @@
                 <w:color w:val="333333"/>
                 <w:sz w:val="20"/>
               </w:rPr>
-              <w:t>/generate during API call</w:t>
+              <w:t>Report generation in progress</w:t>
             </w:r>
           </w:p>
         </w:tc>
@@ -1513,7 +1513,7 @@
         </w:tc>
         <w:tc>
           <w:tcPr>
-            <w:tcW w:type="dxa" w:w="4032"/>
+            <w:tcW w:type="dxa" w:w="2880"/>
             <w:shd w:fill="ffffff"/>
           </w:tcPr>
           <w:p>
@@ -1526,13 +1526,13 @@
                 <w:color w:val="333333"/>
                 <w:sz w:val="20"/>
               </w:rPr>
-              <w:t>Live report</w:t>
+              <w:t>Report view</w:t>
             </w:r>
           </w:p>
         </w:tc>
         <w:tc>
           <w:tcPr>
-            <w:tcW w:type="dxa" w:w="4032"/>
+            <w:tcW w:type="dxa" w:w="5184"/>
             <w:shd w:fill="ffffff"/>
           </w:tcPr>
           <w:p>
@@ -1545,7 +1545,7 @@
                 <w:color w:val="333333"/>
                 <w:sz w:val="20"/>
               </w:rPr>
-              <w:t>/generate after success or /reports/[slug]</w:t>
+              <w:t>Completed report with performance data</w:t>
             </w:r>
           </w:p>
         </w:tc>

--- a/docs/engineering/google-ads-api-tool-design-document.docx
+++ b/docs/engineering/google-ads-api-tool-design-document.docx
@@ -224,7 +224,7 @@
           <w:color w:val="333333"/>
           <w:sz w:val="22"/>
         </w:rPr>
-        <w:t>Users initiate a report generation flow in the web app: they choose data sources (Google Ads), select an account (when multiple are accessible), an analysis goal, optional business context, and a date range. The backend calls the Google Ads API with that user’s OAuth credentials for that request and returns a structured report rendered in the UI. Users may save reports locally in the app; production deployments may persist reports according to our data policy.</w:t>
+        <w:t>Users initiate a report generation flow in the web app: they choose Google Ads as a data source, select an account, an analysis goal, optional business context, and a date range. The backend calls the Google Ads API with that user’s OAuth credentials and returns a structured report rendered in the UI. Users may save reports locally; production deployments persist reports according to our data policy.</w:t>
       </w:r>
     </w:p>
     <w:p>
@@ -232,7 +232,7 @@
         <w:pStyle w:val="Heading2"/>
       </w:pPr>
       <w:r>
-        <w:t>What we do not do (today)</w:t>
+        <w:t>What we do not do</w:t>
       </w:r>
     </w:p>
     <w:p>
@@ -247,7 +247,7 @@
           <w:color w:val="333333"/>
           <w:sz w:val="22"/>
         </w:rPr>
-        <w:t>We do not expose our Google Ads developer token to arbitrary third-party tools.</w:t>
+        <w:t>We do not expose our developer token to third-party tools.</w:t>
       </w:r>
     </w:p>
     <w:p>
@@ -262,7 +262,7 @@
           <w:color w:val="333333"/>
           <w:sz w:val="22"/>
         </w:rPr>
-        <w:t>We do not run scheduled batch jobs that mutate Google Ads entities. Duct’s current implementation is read-only toward Google Ads.</w:t>
+        <w:t>We do not run scheduled batch jobs that mutate Google Ads entities. Duct is read-only toward Google Ads.</w:t>
       </w:r>
     </w:p>
     <w:p>
@@ -277,7 +277,7 @@
           <w:color w:val="333333"/>
           <w:sz w:val="22"/>
         </w:rPr>
-        <w:t>We do not grant agency partners direct login to our app unless they are normal product users; any sharing of exported insights (PDF/screenshot/email) is outside the API tool’s access boundary.</w:t>
+        <w:t>We do not grant agency partners direct login unless they are normal product users.</w:t>
       </w:r>
     </w:p>
     <w:p>
@@ -290,206 +290,7 @@
     </w:p>
     <w:p>
       <w:pPr>
-        <w:pStyle w:val="Heading2"/>
-      </w:pPr>
-      <w:r>
-        <w:t>Architecture (high level)</w:t>
-      </w:r>
-    </w:p>
-    <w:p>
-      <w:pPr>
-        <w:pStyle w:val="ListBullet"/>
-      </w:pPr>
-      <w:r>
-        <w:rPr>
-          <w:rFonts w:ascii="Arial" w:hAnsi="Arial"/>
-          <w:b/>
-          <w:i w:val="0"/>
-          <w:color w:val="333333"/>
-          <w:sz w:val="22"/>
-        </w:rPr>
-        <w:t xml:space="preserve">Web client — </w:t>
-      </w:r>
-      <w:r>
-        <w:rPr>
-          <w:rFonts w:ascii="Arial" w:hAnsi="Arial"/>
-          <w:b w:val="0"/>
-          <w:i w:val="0"/>
-          <w:color w:val="333333"/>
-          <w:sz w:val="22"/>
-        </w:rPr>
-        <w:t>Pages for connecting Google Ads (OAuth), generating reports (wizard: sources → configuration → review → generate), and viewing saved reports.</w:t>
-      </w:r>
-    </w:p>
-    <w:p>
-      <w:pPr>
-        <w:pStyle w:val="ListBullet"/>
-      </w:pPr>
-      <w:r>
-        <w:rPr>
-          <w:rFonts w:ascii="Arial" w:hAnsi="Arial"/>
-          <w:b/>
-          <w:i w:val="0"/>
-          <w:color w:val="333333"/>
-          <w:sz w:val="22"/>
-        </w:rPr>
-        <w:t xml:space="preserve">Application backend — </w:t>
-      </w:r>
-      <w:r>
-        <w:rPr>
-          <w:rFonts w:ascii="Arial" w:hAnsi="Arial"/>
-          <w:b w:val="0"/>
-          <w:i w:val="0"/>
-          <w:color w:val="333333"/>
-          <w:sz w:val="22"/>
-        </w:rPr>
-        <w:t>REST API server that validates requests, handles OAuth redirects for Google, and orchestrates data fetching, report building, and optional AI-powered synthesis.</w:t>
-      </w:r>
-    </w:p>
-    <w:p>
-      <w:pPr>
-        <w:pStyle w:val="ListBullet"/>
-      </w:pPr>
-      <w:r>
-        <w:rPr>
-          <w:rFonts w:ascii="Arial" w:hAnsi="Arial"/>
-          <w:b/>
-          <w:i w:val="0"/>
-          <w:color w:val="333333"/>
-          <w:sz w:val="22"/>
-        </w:rPr>
-        <w:t xml:space="preserve">Google Ads API — </w:t>
-      </w:r>
-      <w:r>
-        <w:rPr>
-          <w:rFonts w:ascii="Arial" w:hAnsi="Arial"/>
-          <w:b w:val="0"/>
-          <w:i w:val="0"/>
-          <w:color w:val="333333"/>
-          <w:sz w:val="22"/>
-        </w:rPr>
-        <w:t>Read-only access using the Google Ads client library with developer token, OAuth client credentials, user refresh token, and optional MCC login customer ID when querying client accounts under a manager.</w:t>
-      </w:r>
-    </w:p>
-    <w:p>
-      <w:pPr>
-        <w:pStyle w:val="Heading2"/>
-      </w:pPr>
-      <w:r>
-        <w:t>Data flow</w:t>
-      </w:r>
-    </w:p>
-    <w:p>
-      <w:pPr>
-        <w:pStyle w:val="ListBullet"/>
-      </w:pPr>
-      <w:r>
-        <w:rPr>
-          <w:rFonts w:ascii="Arial" w:hAnsi="Arial"/>
-          <w:b/>
-          <w:i w:val="0"/>
-          <w:color w:val="333333"/>
-          <w:sz w:val="22"/>
-        </w:rPr>
-        <w:t xml:space="preserve">OAuth:  </w:t>
-      </w:r>
-      <w:r>
-        <w:rPr>
-          <w:rFonts w:ascii="Arial" w:hAnsi="Arial"/>
-          <w:b w:val="0"/>
-          <w:i w:val="0"/>
-          <w:color w:val="333333"/>
-          <w:sz w:val="22"/>
-        </w:rPr>
-        <w:t>User completes Google OAuth with the Google Ads scope. The refresh token is sent to our backend when the user requests an account list or report generation. Production deployments use server-side token storage tied to user identity.</w:t>
-      </w:r>
-    </w:p>
-    <w:p>
-      <w:pPr>
-        <w:pStyle w:val="ListBullet"/>
-      </w:pPr>
-      <w:r>
-        <w:rPr>
-          <w:rFonts w:ascii="Arial" w:hAnsi="Arial"/>
-          <w:b/>
-          <w:i w:val="0"/>
-          <w:color w:val="333333"/>
-          <w:sz w:val="22"/>
-        </w:rPr>
-        <w:t xml:space="preserve">Account listing:  </w:t>
-      </w:r>
-      <w:r>
-        <w:rPr>
-          <w:rFonts w:ascii="Arial" w:hAnsi="Arial"/>
-          <w:b w:val="0"/>
-          <w:i w:val="0"/>
-          <w:color w:val="333333"/>
-          <w:sz w:val="22"/>
-        </w:rPr>
-        <w:t>Backend lists the user’s accessible Google Ads accounts, then queries account metadata (name, currency, time zone, manager status).</w:t>
-      </w:r>
-    </w:p>
-    <w:p>
-      <w:pPr>
-        <w:pStyle w:val="ListBullet"/>
-      </w:pPr>
-      <w:r>
-        <w:rPr>
-          <w:rFonts w:ascii="Arial" w:hAnsi="Arial"/>
-          <w:b/>
-          <w:i w:val="0"/>
-          <w:color w:val="333333"/>
-          <w:sz w:val="22"/>
-        </w:rPr>
-        <w:t xml:space="preserve">Reporting:  </w:t>
-      </w:r>
-      <w:r>
-        <w:rPr>
-          <w:rFonts w:ascii="Arial" w:hAnsi="Arial"/>
-          <w:b w:val="0"/>
-          <w:i w:val="0"/>
-          <w:color w:val="333333"/>
-          <w:sz w:val="22"/>
-        </w:rPr>
-        <w:t>Backend runs Google Ads Query Language (GAQL) queries over user-selected date ranges. Campaign-level metrics are always fetched; additional data slices (search terms, device breakdown, geography, ad group performance) are fetched when the analysis goal requires them.</w:t>
-      </w:r>
-    </w:p>
-    <w:p>
-      <w:pPr>
-        <w:pStyle w:val="ListBullet"/>
-      </w:pPr>
-      <w:r>
-        <w:rPr>
-          <w:rFonts w:ascii="Arial" w:hAnsi="Arial"/>
-          <w:b/>
-          <w:i w:val="0"/>
-          <w:color w:val="333333"/>
-          <w:sz w:val="22"/>
-        </w:rPr>
-        <w:t xml:space="preserve">Report building:  </w:t>
-      </w:r>
-      <w:r>
-        <w:rPr>
-          <w:rFonts w:ascii="Arial" w:hAnsi="Arial"/>
-          <w:b w:val="0"/>
-          <w:i w:val="0"/>
-          <w:color w:val="333333"/>
-          <w:sz w:val="22"/>
-        </w:rPr>
-        <w:t>Raw performance data is normalized into a structured report. An AI model may add narrative synthesis and recommendations; no AI output is written back to Google Ads.</w:t>
-      </w:r>
-    </w:p>
-    <w:p>
-      <w:pPr>
-        <w:pStyle w:val="Heading2"/>
-      </w:pPr>
-      <w:r>
-        <w:t>User interface</w:t>
-      </w:r>
-    </w:p>
-    <w:p>
-      <w:pPr>
-        <w:pStyle w:val="ListBullet"/>
+        <w:spacing w:after="120"/>
       </w:pPr>
       <w:r>
         <w:rPr>
@@ -499,50 +300,7 @@
           <w:color w:val="333333"/>
           <w:sz w:val="22"/>
         </w:rPr>
-        <w:t>Reporting is interactive in the browser (scrollable report with performance cards, charts, and signal alerts).</w:t>
-      </w:r>
-    </w:p>
-    <w:p>
-      <w:pPr>
-        <w:pStyle w:val="ListBullet"/>
-      </w:pPr>
-      <w:r>
-        <w:rPr>
-          <w:rFonts w:ascii="Arial" w:hAnsi="Arial"/>
-          <w:b w:val="0"/>
-          <w:i w:val="0"/>
-          <w:color w:val="333333"/>
-          <w:sz w:val="22"/>
-        </w:rPr>
-        <w:t>PDF export is not currently implemented; the MVP focuses on on-screen reports and local save.</w:t>
-      </w:r>
-    </w:p>
-    <w:p>
-      <w:pPr>
-        <w:pStyle w:val="Heading2"/>
-      </w:pPr>
-      <w:r>
-        <w:t>Data flow diagram</w:t>
-      </w:r>
-    </w:p>
-    <w:p>
-      <w:pPr>
-        <w:spacing w:before="120" w:after="120"/>
-        <w:jc w:val="center"/>
-      </w:pPr>
-      <w:r>
-        <w:rPr>
-          <w:rFonts w:ascii="Courier New" w:hAnsi="Courier New"/>
-          <w:b w:val="0"/>
-          <w:i w:val="0"/>
-          <w:color w:val="444444"/>
-          <w:sz w:val="18"/>
-        </w:rPr>
-        <w:t>Browser  →  HTTPS  →  Application Backend  →  Google Ads API (read-only)</w:t>
-        <w:br/>
-        <w:t>Browser  →  OAuth 2.0 redirect  →  Google</w:t>
-        <w:br/>
-        <w:t>Application Backend  →  Report Builder  →  Analysis Tools (optional)  →  Google Ads API</w:t>
+        <w:t>Duct is a three-tier web application: a browser-based client, a server-side backend, and the Google Ads API (read-only). Users authenticate via Google OAuth with the Google Ads scope, then request on-demand reports. The backend fetches performance data via GAQL queries, normalizes it into a structured report, and optionally adds AI-powered narrative synthesis. No data is written back to Google Ads.</w:t>
       </w:r>
     </w:p>
     <w:p>
@@ -963,7 +721,7 @@
           <w:color w:val="333333"/>
           <w:sz w:val="22"/>
         </w:rPr>
-        <w:t>Developer token, OAuth client secret, and other credentials are environment variables on the server, not committed to source control.</w:t>
+        <w:t>Developer token, OAuth client secret, and other credentials are server-side environment variables, not committed to source control.</w:t>
       </w:r>
     </w:p>
     <w:p>
@@ -988,7 +746,7 @@
           <w:color w:val="333333"/>
           <w:sz w:val="22"/>
         </w:rPr>
-        <w:t>We avoid logging OAuth refresh tokens; operational logs may record customer ID and errors for support.</w:t>
+        <w:t>We do not log OAuth refresh tokens. Operational logs may record customer ID and errors for support.</w:t>
       </w:r>
     </w:p>
     <w:p>
@@ -1013,7 +771,32 @@
           <w:color w:val="333333"/>
           <w:sz w:val="22"/>
         </w:rPr>
-        <w:t>Aligned with Google’s OAuth and Ads API policies; prefer server-stored refresh tokens per end-user account for production.</w:t>
+        <w:t>Aligned with Google’s OAuth and Ads API policies; server-stored refresh tokens per end-user account for production.</w:t>
+      </w:r>
+    </w:p>
+    <w:p>
+      <w:pPr>
+        <w:pStyle w:val="ListBullet"/>
+      </w:pPr>
+      <w:r>
+        <w:rPr>
+          <w:rFonts w:ascii="Arial" w:hAnsi="Arial"/>
+          <w:b/>
+          <w:i w:val="0"/>
+          <w:color w:val="333333"/>
+          <w:sz w:val="22"/>
+        </w:rPr>
+        <w:t xml:space="preserve">Compliance:  </w:t>
+      </w:r>
+      <w:r>
+        <w:rPr>
+          <w:rFonts w:ascii="Arial" w:hAnsi="Arial"/>
+          <w:b w:val="0"/>
+          <w:i w:val="0"/>
+          <w:color w:val="333333"/>
+          <w:sz w:val="22"/>
+        </w:rPr>
+        <w:t>We comply with the Google Ads API Terms of Service and Required Minimum Functionality (RMF) requirements for reporting tools.</w:t>
       </w:r>
     </w:p>
     <w:p>
@@ -1036,7 +819,7 @@
           <w:color w:val="333333"/>
           <w:sz w:val="22"/>
         </w:rPr>
-        <w:t>Required for externally accessible tools: embed 3–6 screenshots or mock-ups. Below is a prototype of the primary reporting UI; additional captures of the connection and generate flows can be added for a fuller set.</w:t>
+        <w:t>Below is a prototype of the primary reporting UI. Additional captures of the connection and report generation flows are available on request.</w:t>
       </w:r>
     </w:p>
     <w:p>
@@ -1044,7 +827,7 @@
         <w:pStyle w:val="Heading2"/>
       </w:pPr>
       <w:r>
-        <w:t>7.1  Prototype — Paid Ads Performance Report</w:t>
+        <w:t>Prototype — Paid Ads Performance Report</w:t>
       </w:r>
     </w:p>
     <w:p>
@@ -1059,7 +842,7 @@
           <w:color w:val="333333"/>
           <w:sz w:val="22"/>
         </w:rPr>
-        <w:t>This mock-up shows how users view Google Ads performance in the product: date window, headline ROAS with week-over-week context, 7-day spend sparkline, ROAS by campaign bars (Search vs Display), CAC / Spend / Conversions cards with target and period comparisons, and a signals area for notable issues.</w:t>
+        <w:t>This screen shows how users view Google Ads performance: headline ROAS with period-over-period context, spend sparkline, ROAS by campaign, key metric cards (CPA, spend, conversions) with trend indicators, and a signals section for notable issues.</w:t>
       </w:r>
     </w:p>
     <w:p>
@@ -1114,540 +897,7 @@
           <w:color w:val="666666"/>
           <w:sz w:val="18"/>
         </w:rPr>
-        <w:t>Figure 1: Prototype report surface. Production UI is data-driven from API-backed reports.</w:t>
-      </w:r>
-    </w:p>
-    <w:p>
-      <w:pPr>
-        <w:pStyle w:val="Heading2"/>
-      </w:pPr>
-      <w:r>
-        <w:t>7.2  Additional Captures (recommended for submission)</w:t>
-      </w:r>
-    </w:p>
-    <w:tbl>
-      <w:tblPr>
-        <w:tblStyle w:val="TableGrid"/>
-        <w:tblW w:type="auto" w:w="0"/>
-        <w:jc w:val="center"/>
-        <w:tblLook w:firstColumn="1" w:firstRow="1" w:lastColumn="0" w:lastRow="0" w:noHBand="0" w:noVBand="1" w:val="04A0"/>
-      </w:tblPr>
-      <w:tblGrid>
-        <w:gridCol w:w="3120"/>
-        <w:gridCol w:w="3120"/>
-        <w:gridCol w:w="3120"/>
-      </w:tblGrid>
-      <w:tr>
-        <w:tc>
-          <w:tcPr>
-            <w:tcW w:type="dxa" w:w="576"/>
-            <w:shd w:fill="1a73e8"/>
-          </w:tcPr>
-          <w:p>
-            <w:r/>
-            <w:r>
-              <w:rPr>
-                <w:rFonts w:ascii="Arial" w:hAnsi="Arial"/>
-                <w:b/>
-                <w:i w:val="0"/>
-                <w:color w:val="FFFFFF"/>
-                <w:sz w:val="20"/>
-              </w:rPr>
-              <w:t>#</w:t>
-            </w:r>
-          </w:p>
-        </w:tc>
-        <w:tc>
-          <w:tcPr>
-            <w:tcW w:type="dxa" w:w="2880"/>
-            <w:shd w:fill="1a73e8"/>
-          </w:tcPr>
-          <w:p>
-            <w:r/>
-            <w:r>
-              <w:rPr>
-                <w:rFonts w:ascii="Arial" w:hAnsi="Arial"/>
-                <w:b/>
-                <w:i w:val="0"/>
-                <w:color w:val="FFFFFF"/>
-                <w:sz w:val="20"/>
-              </w:rPr>
-              <w:t>Screen</w:t>
-            </w:r>
-          </w:p>
-        </w:tc>
-        <w:tc>
-          <w:tcPr>
-            <w:tcW w:type="dxa" w:w="5184"/>
-            <w:shd w:fill="1a73e8"/>
-          </w:tcPr>
-          <w:p>
-            <w:r/>
-            <w:r>
-              <w:rPr>
-                <w:rFonts w:ascii="Arial" w:hAnsi="Arial"/>
-                <w:b/>
-                <w:i w:val="0"/>
-                <w:color w:val="FFFFFF"/>
-                <w:sz w:val="20"/>
-              </w:rPr>
-              <w:t>Description</w:t>
-            </w:r>
-          </w:p>
-        </w:tc>
-      </w:tr>
-      <w:tr>
-        <w:tc>
-          <w:tcPr>
-            <w:tcW w:type="dxa" w:w="576"/>
-            <w:shd w:fill="f8f9fa"/>
-          </w:tcPr>
-          <w:p>
-            <w:r/>
-            <w:r>
-              <w:rPr>
-                <w:rFonts w:ascii="Arial" w:hAnsi="Arial"/>
-                <w:b w:val="0"/>
-                <w:i w:val="0"/>
-                <w:color w:val="333333"/>
-                <w:sz w:val="20"/>
-              </w:rPr>
-              <w:t>1</w:t>
-            </w:r>
-          </w:p>
-        </w:tc>
-        <w:tc>
-          <w:tcPr>
-            <w:tcW w:type="dxa" w:w="2880"/>
-            <w:shd w:fill="f8f9fa"/>
-          </w:tcPr>
-          <w:p>
-            <w:r/>
-            <w:r>
-              <w:rPr>
-                <w:rFonts w:ascii="Arial" w:hAnsi="Arial"/>
-                <w:b w:val="0"/>
-                <w:i w:val="0"/>
-                <w:color w:val="333333"/>
-                <w:sz w:val="20"/>
-              </w:rPr>
-              <w:t>Connections page</w:t>
-            </w:r>
-          </w:p>
-        </w:tc>
-        <w:tc>
-          <w:tcPr>
-            <w:tcW w:type="dxa" w:w="5184"/>
-            <w:shd w:fill="f8f9fa"/>
-          </w:tcPr>
-          <w:p>
-            <w:r/>
-            <w:r>
-              <w:rPr>
-                <w:rFonts w:ascii="Arial" w:hAnsi="Arial"/>
-                <w:b w:val="0"/>
-                <w:i w:val="0"/>
-                <w:color w:val="333333"/>
-                <w:sz w:val="20"/>
-              </w:rPr>
-              <w:t>Google Ads connect / OAuth status</w:t>
-            </w:r>
-          </w:p>
-        </w:tc>
-      </w:tr>
-      <w:tr>
-        <w:tc>
-          <w:tcPr>
-            <w:tcW w:type="dxa" w:w="576"/>
-            <w:shd w:fill="ffffff"/>
-          </w:tcPr>
-          <w:p>
-            <w:r/>
-            <w:r>
-              <w:rPr>
-                <w:rFonts w:ascii="Arial" w:hAnsi="Arial"/>
-                <w:b w:val="0"/>
-                <w:i w:val="0"/>
-                <w:color w:val="333333"/>
-                <w:sz w:val="20"/>
-              </w:rPr>
-              <w:t>2</w:t>
-            </w:r>
-          </w:p>
-        </w:tc>
-        <w:tc>
-          <w:tcPr>
-            <w:tcW w:type="dxa" w:w="2880"/>
-            <w:shd w:fill="ffffff"/>
-          </w:tcPr>
-          <w:p>
-            <w:r/>
-            <w:r>
-              <w:rPr>
-                <w:rFonts w:ascii="Arial" w:hAnsi="Arial"/>
-                <w:b w:val="0"/>
-                <w:i w:val="0"/>
-                <w:color w:val="333333"/>
-                <w:sz w:val="20"/>
-              </w:rPr>
-              <w:t>Generate — step 1</w:t>
-            </w:r>
-          </w:p>
-        </w:tc>
-        <w:tc>
-          <w:tcPr>
-            <w:tcW w:type="dxa" w:w="5184"/>
-            <w:shd w:fill="ffffff"/>
-          </w:tcPr>
-          <w:p>
-            <w:r/>
-            <w:r>
-              <w:rPr>
-                <w:rFonts w:ascii="Arial" w:hAnsi="Arial"/>
-                <w:b w:val="0"/>
-                <w:i w:val="0"/>
-                <w:color w:val="333333"/>
-                <w:sz w:val="20"/>
-              </w:rPr>
-              <w:t>Data source selection</w:t>
-            </w:r>
-          </w:p>
-        </w:tc>
-      </w:tr>
-      <w:tr>
-        <w:tc>
-          <w:tcPr>
-            <w:tcW w:type="dxa" w:w="576"/>
-            <w:shd w:fill="f8f9fa"/>
-          </w:tcPr>
-          <w:p>
-            <w:r/>
-            <w:r>
-              <w:rPr>
-                <w:rFonts w:ascii="Arial" w:hAnsi="Arial"/>
-                <w:b w:val="0"/>
-                <w:i w:val="0"/>
-                <w:color w:val="333333"/>
-                <w:sz w:val="20"/>
-              </w:rPr>
-              <w:t>3</w:t>
-            </w:r>
-          </w:p>
-        </w:tc>
-        <w:tc>
-          <w:tcPr>
-            <w:tcW w:type="dxa" w:w="2880"/>
-            <w:shd w:fill="f8f9fa"/>
-          </w:tcPr>
-          <w:p>
-            <w:r/>
-            <w:r>
-              <w:rPr>
-                <w:rFonts w:ascii="Arial" w:hAnsi="Arial"/>
-                <w:b w:val="0"/>
-                <w:i w:val="0"/>
-                <w:color w:val="333333"/>
-                <w:sz w:val="20"/>
-              </w:rPr>
-              <w:t>Generate — step 2</w:t>
-            </w:r>
-          </w:p>
-        </w:tc>
-        <w:tc>
-          <w:tcPr>
-            <w:tcW w:type="dxa" w:w="5184"/>
-            <w:shd w:fill="f8f9fa"/>
-          </w:tcPr>
-          <w:p>
-            <w:r/>
-            <w:r>
-              <w:rPr>
-                <w:rFonts w:ascii="Arial" w:hAnsi="Arial"/>
-                <w:b w:val="0"/>
-                <w:i w:val="0"/>
-                <w:color w:val="333333"/>
-                <w:sz w:val="20"/>
-              </w:rPr>
-              <w:t>Account, goal, and date range configuration</w:t>
-            </w:r>
-          </w:p>
-        </w:tc>
-      </w:tr>
-      <w:tr>
-        <w:tc>
-          <w:tcPr>
-            <w:tcW w:type="dxa" w:w="576"/>
-            <w:shd w:fill="ffffff"/>
-          </w:tcPr>
-          <w:p>
-            <w:r/>
-            <w:r>
-              <w:rPr>
-                <w:rFonts w:ascii="Arial" w:hAnsi="Arial"/>
-                <w:b w:val="0"/>
-                <w:i w:val="0"/>
-                <w:color w:val="333333"/>
-                <w:sz w:val="20"/>
-              </w:rPr>
-              <w:t>4</w:t>
-            </w:r>
-          </w:p>
-        </w:tc>
-        <w:tc>
-          <w:tcPr>
-            <w:tcW w:type="dxa" w:w="2880"/>
-            <w:shd w:fill="ffffff"/>
-          </w:tcPr>
-          <w:p>
-            <w:r/>
-            <w:r>
-              <w:rPr>
-                <w:rFonts w:ascii="Arial" w:hAnsi="Arial"/>
-                <w:b w:val="0"/>
-                <w:i w:val="0"/>
-                <w:color w:val="333333"/>
-                <w:sz w:val="20"/>
-              </w:rPr>
-              <w:t>Generate — step 3</w:t>
-            </w:r>
-          </w:p>
-        </w:tc>
-        <w:tc>
-          <w:tcPr>
-            <w:tcW w:type="dxa" w:w="5184"/>
-            <w:shd w:fill="ffffff"/>
-          </w:tcPr>
-          <w:p>
-            <w:r/>
-            <w:r>
-              <w:rPr>
-                <w:rFonts w:ascii="Arial" w:hAnsi="Arial"/>
-                <w:b w:val="0"/>
-                <w:i w:val="0"/>
-                <w:color w:val="333333"/>
-                <w:sz w:val="20"/>
-              </w:rPr>
-              <w:t>Review before generating</w:t>
-            </w:r>
-          </w:p>
-        </w:tc>
-      </w:tr>
-      <w:tr>
-        <w:tc>
-          <w:tcPr>
-            <w:tcW w:type="dxa" w:w="576"/>
-            <w:shd w:fill="f8f9fa"/>
-          </w:tcPr>
-          <w:p>
-            <w:r/>
-            <w:r>
-              <w:rPr>
-                <w:rFonts w:ascii="Arial" w:hAnsi="Arial"/>
-                <w:b w:val="0"/>
-                <w:i w:val="0"/>
-                <w:color w:val="333333"/>
-                <w:sz w:val="20"/>
-              </w:rPr>
-              <w:t>5</w:t>
-            </w:r>
-          </w:p>
-        </w:tc>
-        <w:tc>
-          <w:tcPr>
-            <w:tcW w:type="dxa" w:w="2880"/>
-            <w:shd w:fill="f8f9fa"/>
-          </w:tcPr>
-          <w:p>
-            <w:r/>
-            <w:r>
-              <w:rPr>
-                <w:rFonts w:ascii="Arial" w:hAnsi="Arial"/>
-                <w:b w:val="0"/>
-                <w:i w:val="0"/>
-                <w:color w:val="333333"/>
-                <w:sz w:val="20"/>
-              </w:rPr>
-              <w:t>Generate — loading</w:t>
-            </w:r>
-          </w:p>
-        </w:tc>
-        <w:tc>
-          <w:tcPr>
-            <w:tcW w:type="dxa" w:w="5184"/>
-            <w:shd w:fill="f8f9fa"/>
-          </w:tcPr>
-          <w:p>
-            <w:r/>
-            <w:r>
-              <w:rPr>
-                <w:rFonts w:ascii="Arial" w:hAnsi="Arial"/>
-                <w:b w:val="0"/>
-                <w:i w:val="0"/>
-                <w:color w:val="333333"/>
-                <w:sz w:val="20"/>
-              </w:rPr>
-              <w:t>Report generation in progress</w:t>
-            </w:r>
-          </w:p>
-        </w:tc>
-      </w:tr>
-      <w:tr>
-        <w:tc>
-          <w:tcPr>
-            <w:tcW w:type="dxa" w:w="576"/>
-            <w:shd w:fill="ffffff"/>
-          </w:tcPr>
-          <w:p>
-            <w:r/>
-            <w:r>
-              <w:rPr>
-                <w:rFonts w:ascii="Arial" w:hAnsi="Arial"/>
-                <w:b w:val="0"/>
-                <w:i w:val="0"/>
-                <w:color w:val="333333"/>
-                <w:sz w:val="20"/>
-              </w:rPr>
-              <w:t>6</w:t>
-            </w:r>
-          </w:p>
-        </w:tc>
-        <w:tc>
-          <w:tcPr>
-            <w:tcW w:type="dxa" w:w="2880"/>
-            <w:shd w:fill="ffffff"/>
-          </w:tcPr>
-          <w:p>
-            <w:r/>
-            <w:r>
-              <w:rPr>
-                <w:rFonts w:ascii="Arial" w:hAnsi="Arial"/>
-                <w:b w:val="0"/>
-                <w:i w:val="0"/>
-                <w:color w:val="333333"/>
-                <w:sz w:val="20"/>
-              </w:rPr>
-              <w:t>Report view</w:t>
-            </w:r>
-          </w:p>
-        </w:tc>
-        <w:tc>
-          <w:tcPr>
-            <w:tcW w:type="dxa" w:w="5184"/>
-            <w:shd w:fill="ffffff"/>
-          </w:tcPr>
-          <w:p>
-            <w:r/>
-            <w:r>
-              <w:rPr>
-                <w:rFonts w:ascii="Arial" w:hAnsi="Arial"/>
-                <w:b w:val="0"/>
-                <w:i w:val="0"/>
-                <w:color w:val="333333"/>
-                <w:sz w:val="20"/>
-              </w:rPr>
-              <w:t>Completed report with performance data</w:t>
-            </w:r>
-          </w:p>
-        </w:tc>
-      </w:tr>
-    </w:tbl>
-    <w:p/>
-    <w:p>
-      <w:pPr>
-        <w:pStyle w:val="Heading1"/>
-      </w:pPr>
-      <w:r>
-        <w:t>8. Declaration Alignment</w:t>
-      </w:r>
-    </w:p>
-    <w:p>
-      <w:pPr>
-        <w:spacing w:after="160"/>
-      </w:pPr>
-      <w:r>
-        <w:rPr>
-          <w:rFonts w:ascii="Arial" w:hAnsi="Arial"/>
-          <w:b w:val="0"/>
-          <w:i w:val="0"/>
-          <w:color w:val="333333"/>
-          <w:sz w:val="22"/>
-        </w:rPr>
-        <w:t>Use these answers on the Google token application form:</w:t>
-      </w:r>
-    </w:p>
-    <w:p>
-      <w:pPr>
-        <w:pStyle w:val="ListBullet"/>
-      </w:pPr>
-      <w:r>
-        <w:rPr>
-          <w:rFonts w:ascii="Arial" w:hAnsi="Arial"/>
-          <w:b/>
-          <w:i w:val="0"/>
-          <w:color w:val="333333"/>
-          <w:sz w:val="22"/>
-        </w:rPr>
-        <w:t xml:space="preserve">Capabilities:  </w:t>
-      </w:r>
-      <w:r>
-        <w:rPr>
-          <w:rFonts w:ascii="Arial" w:hAnsi="Arial"/>
-          <w:b w:val="0"/>
-          <w:i w:val="0"/>
-          <w:color w:val="333333"/>
-          <w:sz w:val="22"/>
-        </w:rPr>
-        <w:t>Reporting (read-only). Not: account/campaign creation or management via API; not Keyword Planner; not App Conversion Tracking / Remarketing API.</w:t>
-      </w:r>
-    </w:p>
-    <w:p>
-      <w:pPr>
-        <w:pStyle w:val="ListBullet"/>
-      </w:pPr>
-      <w:r>
-        <w:rPr>
-          <w:rFonts w:ascii="Arial" w:hAnsi="Arial"/>
-          <w:b/>
-          <w:i w:val="0"/>
-          <w:color w:val="333333"/>
-          <w:sz w:val="22"/>
-        </w:rPr>
-        <w:t xml:space="preserve">Token use with someone else’s tool:  </w:t>
-      </w:r>
-      <w:r>
-        <w:rPr>
-          <w:rFonts w:ascii="Arial" w:hAnsi="Arial"/>
-          <w:b w:val="0"/>
-          <w:i w:val="0"/>
-          <w:color w:val="333333"/>
-          <w:sz w:val="22"/>
-        </w:rPr>
-        <w:t>No (token is for Duct’s own backend).</w:t>
-      </w:r>
-    </w:p>
-    <w:p>
-      <w:pPr>
-        <w:pStyle w:val="ListBullet"/>
-      </w:pPr>
-      <w:r>
-        <w:rPr>
-          <w:rFonts w:ascii="Arial" w:hAnsi="Arial"/>
-          <w:b/>
-          <w:i w:val="0"/>
-          <w:color w:val="333333"/>
-          <w:sz w:val="22"/>
-        </w:rPr>
-        <w:t xml:space="preserve">Campaign types:  </w:t>
-      </w:r>
-      <w:r>
-        <w:rPr>
-          <w:rFonts w:ascii="Arial" w:hAnsi="Arial"/>
-          <w:b w:val="0"/>
-          <w:i w:val="0"/>
-          <w:color w:val="333333"/>
-          <w:sz w:val="22"/>
-        </w:rPr>
-        <w:t>All types returned in campaign reporting (Search, Performance Max, Display, Shopping, Video, etc.).</w:t>
+        <w:t>Figure 1: Prototype report surface. Production UI is data-driven from live Google Ads data.</w:t>
       </w:r>
     </w:p>
     <w:p>

--- a/docs/engineering/google-ads-api-tool-design-document.docx
+++ b/docs/engineering/google-ads-api-tool-design-document.docx
@@ -21,6 +21,27 @@
       <w:pPr>
         <w:spacing w:after="240"/>
       </w:pPr>
+      <w:r>
+        <w:rPr>
+          <w:rFonts w:ascii="Arial" w:hAnsi="Arial"/>
+          <w:b/>
+          <w:i w:val="0"/>
+          <w:color w:val="666666"/>
+          <w:sz w:val="20"/>
+        </w:rPr>
+        <w:t xml:space="preserve">Company:  </w:t>
+      </w:r>
+      <w:r>
+        <w:rPr>
+          <w:rFonts w:ascii="Arial" w:hAnsi="Arial"/>
+          <w:b w:val="0"/>
+          <w:i w:val="0"/>
+          <w:color w:val="666666"/>
+          <w:sz w:val="20"/>
+        </w:rPr>
+        <w:t>Alleviate Lab</w:t>
+        <w:br/>
+      </w:r>
       <w:r>
         <w:rPr>
           <w:rFonts w:ascii="Arial" w:hAnsi="Arial"/>
@@ -110,7 +131,7 @@
           <w:color w:val="333333"/>
           <w:sz w:val="22"/>
         </w:rPr>
-        <w:t>Duct</w:t>
+        <w:t>Alleviate Lab</w:t>
       </w:r>
       <w:r>
         <w:rPr>
@@ -120,7 +141,7 @@
           <w:color w:val="333333"/>
           <w:sz w:val="22"/>
         </w:rPr>
-        <w:t xml:space="preserve">  (public site: https://getduct.ai)</w:t>
+        <w:t xml:space="preserve">  (product: Duct — https://getduct.ai)</w:t>
       </w:r>
     </w:p>
     <w:p>
@@ -143,7 +164,7 @@
           <w:color w:val="333333"/>
           <w:sz w:val="22"/>
         </w:rPr>
-        <w:t>Duct is a software product that helps advertisers understand Google Ads performance through structured reports and goal-oriented analysis (for example: efficiency, ROAS, scaling, or spend audits). The product is developed and operated by our company; we are not a traditional agency managing third-party ad accounts as the primary business, though end users (including marketers and agencies) may use Duct with their own Google Ads accounts where permitted.</w:t>
+        <w:t>Duct is a software product built by Alleviate Lab that helps advertisers understand Google Ads performance through structured reports and goal-oriented analysis (for example: efficiency, ROAS, scaling, or spend audits). We are not a traditional agency managing third-party ad accounts as the primary business, though end users (including marketers and agencies) may use Duct with their own Google Ads accounts where permitted.</w:t>
       </w:r>
     </w:p>
     <w:p>

--- a/docs/engineering/google-ads-api-tool-design-document.docx
+++ b/docs/engineering/google-ads-api-tool-design-document.docx
@@ -22,88 +22,17 @@
         <w:spacing w:after="240"/>
       </w:pPr>
       <w:r>
-        <w:rPr>
-          <w:rFonts w:ascii="Arial" w:hAnsi="Arial"/>
-          <w:b/>
-          <w:i w:val="0"/>
-          <w:color w:val="666666"/>
-          <w:sz w:val="20"/>
-        </w:rPr>
-        <w:t xml:space="preserve">Company:  </w:t>
-      </w:r>
-      <w:r>
-        <w:rPr>
-          <w:rFonts w:ascii="Arial" w:hAnsi="Arial"/>
-          <w:b w:val="0"/>
-          <w:i w:val="0"/>
-          <w:color w:val="666666"/>
-          <w:sz w:val="20"/>
-        </w:rPr>
-        <w:t>Alleviate Lab</w:t>
+        <w:t>Company:  Alleviate Lab</w:t>
         <w:br/>
-      </w:r>
-      <w:r>
-        <w:rPr>
-          <w:rFonts w:ascii="Arial" w:hAnsi="Arial"/>
-          <w:b/>
-          <w:i w:val="0"/>
-          <w:color w:val="666666"/>
-          <w:sz w:val="20"/>
-        </w:rPr>
-        <w:t xml:space="preserve">Product:  </w:t>
-      </w:r>
-      <w:r>
-        <w:rPr>
-          <w:rFonts w:ascii="Arial" w:hAnsi="Arial"/>
-          <w:b w:val="0"/>
-          <w:i w:val="0"/>
-          <w:color w:val="666666"/>
-          <w:sz w:val="20"/>
-        </w:rPr>
-        <w:t>Duct  ·  https://getduct.ai</w:t>
+        <w:t>Product:  Duct  ·  https://getduct.ai</w:t>
         <w:br/>
-      </w:r>
-      <w:r>
-        <w:rPr>
-          <w:rFonts w:ascii="Arial" w:hAnsi="Arial"/>
-          <w:b/>
-          <w:i w:val="0"/>
-          <w:color w:val="666666"/>
-          <w:sz w:val="20"/>
-        </w:rPr>
-        <w:t xml:space="preserve">Version:  </w:t>
-      </w:r>
-      <w:r>
-        <w:rPr>
-          <w:rFonts w:ascii="Arial" w:hAnsi="Arial"/>
-          <w:b w:val="0"/>
-          <w:i w:val="0"/>
-          <w:color w:val="666666"/>
-          <w:sz w:val="20"/>
-        </w:rPr>
-        <w:t>1.0</w:t>
+        <w:t>Location:  Valencia, Spain</w:t>
         <w:br/>
-      </w:r>
-      <w:r>
-        <w:rPr>
-          <w:rFonts w:ascii="Arial" w:hAnsi="Arial"/>
-          <w:b/>
-          <w:i w:val="0"/>
-          <w:color w:val="666666"/>
-          <w:sz w:val="20"/>
-        </w:rPr>
-        <w:t xml:space="preserve">Updated:  </w:t>
-      </w:r>
-      <w:r>
-        <w:rPr>
-          <w:rFonts w:ascii="Arial" w:hAnsi="Arial"/>
-          <w:b w:val="0"/>
-          <w:i w:val="0"/>
-          <w:color w:val="666666"/>
-          <w:sz w:val="20"/>
-        </w:rPr>
-        <w:t>April 2026</w:t>
+        <w:t>Contact:  hello@getduct.ai</w:t>
         <w:br/>
+        <w:t>Version:  2.0</w:t>
+        <w:br/>
+        <w:t>Updated:  April 2026</w:t>
       </w:r>
     </w:p>
     <w:p>
@@ -931,17 +860,161 @@
     </w:p>
     <w:p>
       <w:pPr>
-        <w:spacing w:after="0"/>
-        <w:jc w:val="center"/>
+        <w:pStyle w:val="Heading1"/>
       </w:pPr>
       <w:r>
-        <w:rPr>
-          <w:rFonts w:ascii="Arial" w:hAnsi="Arial"/>
-          <w:b w:val="0"/>
-          <w:i/>
-          <w:color w:val="999999"/>
-          <w:sz w:val="20"/>
-        </w:rPr>
+        <w:t>8. Core Business Model (Detailed)</w:t>
+      </w:r>
+    </w:p>
+    <w:p>
+      <w:pPr/>
+      <w:r>
+        <w:t>Duct (getduct.ai) is a B2B SaaS product built by Alleviate Lab, based in Valencia, Spain. Our customers are performance marketers and growth teams at small-to-mid-size companies (typically 20–200 employees) who run paid advertising across multiple platforms — Google Ads, Meta, LinkedIn, and others — and currently have no unified way to understand how those platforms interact.</w:t>
+      </w:r>
+    </w:p>
+    <w:p>
+      <w:pPr/>
+      <w:r>
+        <w:t>The value exchange is straightforward: customers connect their advertising accounts to Duct via OAuth, and Duct delivers structured performance intelligence — on-demand reports and scheduled daily briefs — that surface what’s working, what’s inefficient, and what requires attention, in plain language. We charge a recurring SaaS subscription (currently in free beta while onboarding the first cohort of teams).</w:t>
+      </w:r>
+    </w:p>
+    <w:p>
+      <w:pPr/>
+      <w:r>
+        <w:t>The problem we solve is time: our target customer spends 4–8 hours per week manually pulling data from multiple ad platforms, correlating it in spreadsheets, and writing internal summaries. Duct eliminates that entirely by reading and synthesising the data automatically, then generating narrative reports with cross-platform signals — for example, flagging that Google Search ROAS dropped 18% in the same week a competitor launched a new campaign, while Meta spend held steady.</w:t>
+      </w:r>
+    </w:p>
+    <w:p>
+      <w:pPr>
+        <w:pStyle w:val="Heading1"/>
+      </w:pPr>
+      <w:r>
+        <w:t>9. Functional API Necessity</w:t>
+      </w:r>
+    </w:p>
+    <w:p>
+      <w:pPr/>
+      <w:r>
+        <w:t>Google Ads API access is essential because Duct’s entire reporting layer is built on live account data. Specifically, we use the following API services:</w:t>
+      </w:r>
+    </w:p>
+    <w:p>
+      <w:pPr/>
+      <w:r>
+        <w:t>Customer Service — to enumerate accessible Google Ads accounts when a user connects via OAuth, allowing them to select which account(s) to report on.</w:t>
+      </w:r>
+    </w:p>
+    <w:p>
+      <w:pPr/>
+      <w:r>
+        <w:t>Reporting API (GAQL) — for all performance data. The specific resources we query:</w:t>
+      </w:r>
+    </w:p>
+    <w:p>
+      <w:pPr>
+        <w:pStyle w:val="ListBullet"/>
+      </w:pPr>
+      <w:r>
+        <w:t>campaign — Campaign-level spend, clicks, impressions, conversions, ROAS-related metrics, segmented by date and device</w:t>
+      </w:r>
+    </w:p>
+    <w:p>
+      <w:pPr>
+        <w:pStyle w:val="ListBullet"/>
+      </w:pPr>
+      <w:r>
+        <w:t>ad_group — Ad group rollups within campaigns</w:t>
+      </w:r>
+    </w:p>
+    <w:p>
+      <w:pPr>
+        <w:pStyle w:val="ListBullet"/>
+      </w:pPr>
+      <w:r>
+        <w:t>search_term_view — Top search terms by spend, for search query analysis</w:t>
+      </w:r>
+    </w:p>
+    <w:p>
+      <w:pPr>
+        <w:pStyle w:val="ListBullet"/>
+      </w:pPr>
+      <w:r>
+        <w:t>geographic_view — Geographic performance segmentation</w:t>
+      </w:r>
+    </w:p>
+    <w:p>
+      <w:pPr>
+        <w:pStyle w:val="ListBullet"/>
+      </w:pPr>
+      <w:r>
+        <w:t>customer — Account metadata (currency, time zone, manager flag)</w:t>
+      </w:r>
+    </w:p>
+    <w:p>
+      <w:pPr/>
+      <w:r>
+        <w:t>All access is strictly read-only. We do not call any mutate services. We do not use Keyword Planner, bidding automation, or any campaign management endpoints.</w:t>
+      </w:r>
+    </w:p>
+    <w:p>
+      <w:pPr/>
+      <w:r>
+        <w:t>This access is critical because the intelligence Duct delivers is only meaningful when it reflects a customer’s actual live account. A user asking “why did my ROAS drop last week?” requires their real campaign data, real spend figures, and real conversion events — not synthetic test data. The cross-platform correlations (e.g. comparing Google Ads search term trends against GA4 landing page bounce rates) only produce actionable signals when drawn from live production accounts.</w:t>
+      </w:r>
+    </w:p>
+    <w:p>
+      <w:pPr>
+        <w:pStyle w:val="Heading1"/>
+      </w:pPr>
+      <w:r>
+        <w:t>10. Operational Impact if Restricted to Test Accounts</w:t>
+      </w:r>
+    </w:p>
+    <w:p>
+      <w:pPr/>
+      <w:r>
+        <w:t>Test account restriction would make the product non-functional for all end users. The entire user journey is:</w:t>
+      </w:r>
+    </w:p>
+    <w:p>
+      <w:pPr>
+        <w:pStyle w:val="ListBullet"/>
+      </w:pPr>
+      <w:r>
+        <w:t>User connects their Google Ads account via OAuth</w:t>
+      </w:r>
+    </w:p>
+    <w:p>
+      <w:pPr>
+        <w:pStyle w:val="ListBullet"/>
+      </w:pPr>
+      <w:r>
+        <w:t>User requests a report on their real account and date range</w:t>
+      </w:r>
+    </w:p>
+    <w:p>
+      <w:pPr>
+        <w:pStyle w:val="ListBullet"/>
+      </w:pPr>
+      <w:r>
+        <w:t>Duct fetches live data, synthesises it, and returns a structured brief</w:t>
+      </w:r>
+    </w:p>
+    <w:p>
+      <w:pPr/>
+      <w:r>
+        <w:t>There is no version of this workflow that operates on test account data, because the user’s goal is always to understand and act on their own live campaigns. Restricting us to test accounts would mean we could not serve a single paying customer — the product simply would not work.</w:t>
+      </w:r>
+    </w:p>
+    <w:p>
+      <w:pPr/>
+      <w:r>
+        <w:t>For context, we are currently in a closed beta with a small number of real advertisers who have explicitly connected their accounts and are using Duct to generate weekly performance briefs. Production API access is required to continue serving them.</w:t>
+      </w:r>
+    </w:p>
+    <w:p/>
+    <w:p>
+      <w:r>
         <w:t>End of document.</w:t>
       </w:r>
     </w:p>
